--- a/lab3/Шаталин_03.docx
+++ b/lab3/Шаталин_03.docx
@@ -15,31 +15,52 @@
           <w:sz w:val="28"/>
           <w:szCs w:val="28"/>
         </w:rPr>
-        <w:t xml:space="preserve">Лабараторная работа </w:t>
-      </w:r>
-      <w:r>
-        <w:rPr>
-          <w:sz w:val="28"/>
-          <w:szCs w:val="28"/>
-        </w:rPr>
         <w:t>3</w:t>
+      </w:r>
+      <w:r>
+        <w:rPr>
+          <w:sz w:val="28"/>
+          <w:szCs w:val="28"/>
+          <w:lang w:val="en-US"/>
+        </w:rPr>
+        <w:t xml:space="preserve"> </w:t>
+      </w:r>
+      <w:r>
+        <w:rPr>
+          <w:sz w:val="28"/>
+          <w:szCs w:val="28"/>
+        </w:rPr>
+        <w:t>Структуры данных. Алгоритмы обработки структур данных</w:t>
       </w:r>
     </w:p>
     <w:p>
       <w:pPr>
         <w:ind w:firstLine="709"/>
-        <w:jc w:val="center"/>
-        <w:rPr>
-          <w:sz w:val="28"/>
-          <w:szCs w:val="28"/>
-        </w:rPr>
-      </w:pPr>
-      <w:r>
-        <w:rPr>
-          <w:sz w:val="28"/>
-          <w:szCs w:val="28"/>
-        </w:rPr>
-        <w:t>Структуры данных. Алгоритмы обработки структур данных</w:t>
+        <w:rPr>
+          <w:sz w:val="28"/>
+          <w:szCs w:val="28"/>
+        </w:rPr>
+      </w:pPr>
+      <w:r>
+        <w:rPr>
+          <w:sz w:val="28"/>
+          <w:szCs w:val="28"/>
+        </w:rPr>
+        <w:t>Задание 1</w:t>
+      </w:r>
+      <w:r>
+        <w:rPr>
+          <w:sz w:val="28"/>
+          <w:szCs w:val="28"/>
+        </w:rPr>
+        <w:t xml:space="preserve">. </w:t>
+      </w:r>
+      <w:r>
+        <w:rPr>
+          <w:sz w:val="28"/>
+          <w:szCs w:val="28"/>
+        </w:rPr>
+        <w:t>Вывести на экран дисплея номера элементов массива,</w:t>
       </w:r>
     </w:p>
     <w:p>
@@ -55,21 +76,48 @@
           <w:sz w:val="28"/>
           <w:szCs w:val="28"/>
         </w:rPr>
-        <w:t>Задание 1</w:t>
-      </w:r>
-      <w:r>
-        <w:rPr>
-          <w:sz w:val="28"/>
-          <w:szCs w:val="28"/>
-        </w:rPr>
-        <w:t xml:space="preserve">. </w:t>
-      </w:r>
-      <w:r>
-        <w:rPr>
-          <w:sz w:val="28"/>
-          <w:szCs w:val="28"/>
-        </w:rPr>
-        <w:t>Вывести на экран дисплея номера элементов массива,</w:t>
+        <w:t xml:space="preserve">удовлетворяющих условию </w:t>
+      </w:r>
+      <w:proofErr w:type="gramStart"/>
+      <w:r>
+        <w:rPr>
+          <w:sz w:val="28"/>
+          <w:szCs w:val="28"/>
+        </w:rPr>
+        <w:t>0&lt;</w:t>
+      </w:r>
+      <w:r>
+        <w:rPr>
+          <w:sz w:val="28"/>
+          <w:szCs w:val="28"/>
+          <w:lang w:val="en-US"/>
+        </w:rPr>
+        <w:t xml:space="preserve"> </w:t>
+      </w:r>
+      <w:proofErr w:type="spellStart"/>
+      <w:r>
+        <w:rPr>
+          <w:sz w:val="28"/>
+          <w:szCs w:val="28"/>
+        </w:rPr>
+        <w:t>xi</w:t>
+      </w:r>
+      <w:proofErr w:type="spellEnd"/>
+      <w:proofErr w:type="gramEnd"/>
+      <w:r>
+        <w:rPr>
+          <w:sz w:val="28"/>
+          <w:szCs w:val="28"/>
+          <w:lang w:val="en-US"/>
+        </w:rPr>
+        <w:t xml:space="preserve"> </w:t>
+      </w:r>
+      <w:r>
+        <w:rPr>
+          <w:sz w:val="28"/>
+          <w:szCs w:val="28"/>
+        </w:rPr>
+        <w:t>&lt;3,2.</w:t>
       </w:r>
     </w:p>
     <w:p>
@@ -78,28 +126,22 @@
         <w:rPr>
           <w:sz w:val="28"/>
           <w:szCs w:val="28"/>
-        </w:rPr>
-      </w:pPr>
-      <w:r>
-        <w:rPr>
-          <w:sz w:val="28"/>
-          <w:szCs w:val="28"/>
-        </w:rPr>
-        <w:t>удовлетворяющих условию 0</w:t>
-      </w:r>
-      <w:r>
-        <w:rPr>
-          <w:sz w:val="28"/>
-          <w:szCs w:val="28"/>
-        </w:rPr>
-        <w:t>&lt;</w:t>
-      </w:r>
-      <w:r>
-        <w:rPr>
-          <w:sz w:val="28"/>
-          <w:szCs w:val="28"/>
           <w:lang w:val="en-US"/>
         </w:rPr>
+      </w:pPr>
+      <w:r>
+        <w:rPr>
+          <w:sz w:val="28"/>
+          <w:szCs w:val="28"/>
+        </w:rPr>
+        <w:t>Листинг</w:t>
+      </w:r>
+      <w:r>
+        <w:rPr>
+          <w:sz w:val="28"/>
+          <w:szCs w:val="28"/>
+          <w:lang w:val="en-US"/>
+        </w:rPr>
         <w:t xml:space="preserve"> </w:t>
       </w:r>
       <w:r>
@@ -107,7 +149,7 @@
           <w:sz w:val="28"/>
           <w:szCs w:val="28"/>
         </w:rPr>
-        <w:t>xi</w:t>
+        <w:t>программы</w:t>
       </w:r>
       <w:r>
         <w:rPr>
@@ -115,73 +157,8 @@
           <w:szCs w:val="28"/>
           <w:lang w:val="en-US"/>
         </w:rPr>
-        <w:t xml:space="preserve"> </w:t>
-      </w:r>
-      <w:r>
-        <w:rPr>
-          <w:sz w:val="28"/>
-          <w:szCs w:val="28"/>
-        </w:rPr>
-        <w:t>&lt;</w:t>
-      </w:r>
-      <w:r>
-        <w:rPr>
-          <w:sz w:val="28"/>
-          <w:szCs w:val="28"/>
-        </w:rPr>
-        <w:t>3,2.</w:t>
-      </w:r>
-    </w:p>
-    <w:p>
-      <w:pPr>
-        <w:ind w:firstLine="709"/>
-        <w:rPr>
-          <w:sz w:val="28"/>
-          <w:szCs w:val="28"/>
-        </w:rPr>
-      </w:pPr>
-      <w:r>
-        <w:rPr>
-          <w:sz w:val="28"/>
-          <w:szCs w:val="28"/>
-        </w:rPr>
-        <w:t>Листинг</w:t>
-      </w:r>
-      <w:r>
-        <w:rPr>
-          <w:sz w:val="28"/>
-          <w:szCs w:val="28"/>
-        </w:rPr>
-        <w:t xml:space="preserve"> </w:t>
-      </w:r>
-      <w:r>
-        <w:rPr>
-          <w:sz w:val="28"/>
-          <w:szCs w:val="28"/>
-        </w:rPr>
-        <w:t>программы</w:t>
-      </w:r>
-      <w:r>
-        <w:rPr>
-          <w:sz w:val="28"/>
-          <w:szCs w:val="28"/>
-        </w:rPr>
         <w:t>:</w:t>
       </w:r>
-    </w:p>
-    <w:p>
-      <w:pPr>
-        <w:autoSpaceDE w:val="0"/>
-        <w:autoSpaceDN w:val="0"/>
-        <w:adjustRightInd w:val="0"/>
-        <w:rPr>
-          <w:rFonts w:ascii="Cascadia Mono" w:hAnsi="Cascadia Mono" w:cs="Cascadia Mono"/>
-          <w:color w:val="000000"/>
-          <w:sz w:val="19"/>
-          <w:szCs w:val="19"/>
-          <w:highlight w:val="white"/>
-        </w:rPr>
-      </w:pPr>
     </w:p>
     <w:p>
       <w:pPr>
@@ -192,18 +169,19 @@
         <w:rPr>
           <w:rFonts w:ascii="Cascadia Mono" w:hAnsi="Cascadia Mono" w:cs="Cascadia Mono"/>
           <w:color w:val="000000"/>
-          <w:sz w:val="19"/>
-          <w:szCs w:val="19"/>
+          <w:sz w:val="28"/>
+          <w:szCs w:val="28"/>
           <w:highlight w:val="white"/>
           <w:lang w:val="en-US"/>
         </w:rPr>
       </w:pPr>
+      <w:proofErr w:type="gramStart"/>
       <w:r>
         <w:rPr>
           <w:rFonts w:ascii="Cascadia Mono" w:hAnsi="Cascadia Mono" w:cs="Cascadia Mono"/>
           <w:color w:val="0000FF"/>
-          <w:sz w:val="19"/>
-          <w:szCs w:val="19"/>
+          <w:sz w:val="28"/>
+          <w:szCs w:val="28"/>
           <w:highlight w:val="white"/>
           <w:lang w:val="en-US"/>
         </w:rPr>
@@ -213,12 +191,24 @@
         <w:rPr>
           <w:rFonts w:ascii="Cascadia Mono" w:hAnsi="Cascadia Mono" w:cs="Cascadia Mono"/>
           <w:color w:val="000000"/>
-          <w:sz w:val="19"/>
-          <w:szCs w:val="19"/>
+          <w:sz w:val="28"/>
+          <w:szCs w:val="28"/>
           <w:highlight w:val="white"/>
           <w:lang w:val="en-US"/>
         </w:rPr>
-        <w:t>[] array = { -1.5, 0.5, 3.5, 2.1, 4.0, 1.8, 2.9 };</w:t>
+        <w:t>[</w:t>
+      </w:r>
+      <w:proofErr w:type="gramEnd"/>
+      <w:r>
+        <w:rPr>
+          <w:rFonts w:ascii="Cascadia Mono" w:hAnsi="Cascadia Mono" w:cs="Cascadia Mono"/>
+          <w:color w:val="000000"/>
+          <w:sz w:val="28"/>
+          <w:szCs w:val="28"/>
+          <w:highlight w:val="white"/>
+          <w:lang w:val="en-US"/>
+        </w:rPr>
+        <w:t>] array = { -1.5, 0.5, 3.5, 2.1, 4.0, 1.8, 2.9 };</w:t>
       </w:r>
     </w:p>
     <w:p>
@@ -230,8 +220,8 @@
         <w:rPr>
           <w:rFonts w:ascii="Cascadia Mono" w:hAnsi="Cascadia Mono" w:cs="Cascadia Mono"/>
           <w:color w:val="000000"/>
-          <w:sz w:val="19"/>
-          <w:szCs w:val="19"/>
+          <w:sz w:val="28"/>
+          <w:szCs w:val="28"/>
           <w:highlight w:val="white"/>
           <w:lang w:val="en-US"/>
         </w:rPr>
@@ -240,8 +230,8 @@
         <w:rPr>
           <w:rFonts w:ascii="Cascadia Mono" w:hAnsi="Cascadia Mono" w:cs="Cascadia Mono"/>
           <w:color w:val="0000FF"/>
-          <w:sz w:val="19"/>
-          <w:szCs w:val="19"/>
+          <w:sz w:val="28"/>
+          <w:szCs w:val="28"/>
           <w:highlight w:val="white"/>
           <w:lang w:val="en-US"/>
         </w:rPr>
@@ -251,8 +241,8 @@
         <w:rPr>
           <w:rFonts w:ascii="Cascadia Mono" w:hAnsi="Cascadia Mono" w:cs="Cascadia Mono"/>
           <w:color w:val="000000"/>
-          <w:sz w:val="19"/>
-          <w:szCs w:val="19"/>
+          <w:sz w:val="28"/>
+          <w:szCs w:val="28"/>
           <w:highlight w:val="white"/>
           <w:lang w:val="en-US"/>
         </w:rPr>
@@ -262,8 +252,8 @@
         <w:rPr>
           <w:rFonts w:ascii="Cascadia Mono" w:hAnsi="Cascadia Mono" w:cs="Cascadia Mono"/>
           <w:color w:val="0000FF"/>
-          <w:sz w:val="19"/>
-          <w:szCs w:val="19"/>
+          <w:sz w:val="28"/>
+          <w:szCs w:val="28"/>
           <w:highlight w:val="white"/>
           <w:lang w:val="en-US"/>
         </w:rPr>
@@ -273,12 +263,110 @@
         <w:rPr>
           <w:rFonts w:ascii="Cascadia Mono" w:hAnsi="Cascadia Mono" w:cs="Cascadia Mono"/>
           <w:color w:val="000000"/>
-          <w:sz w:val="19"/>
-          <w:szCs w:val="19"/>
+          <w:sz w:val="28"/>
+          <w:szCs w:val="28"/>
           <w:highlight w:val="white"/>
           <w:lang w:val="en-US"/>
         </w:rPr>
-        <w:t xml:space="preserve"> i = 0; i &lt; array.Length; i++)</w:t>
+        <w:t xml:space="preserve"> </w:t>
+      </w:r>
+      <w:proofErr w:type="spellStart"/>
+      <w:r>
+        <w:rPr>
+          <w:rFonts w:ascii="Cascadia Mono" w:hAnsi="Cascadia Mono" w:cs="Cascadia Mono"/>
+          <w:color w:val="000000"/>
+          <w:sz w:val="28"/>
+          <w:szCs w:val="28"/>
+          <w:highlight w:val="white"/>
+          <w:lang w:val="en-US"/>
+        </w:rPr>
+        <w:t>i</w:t>
+      </w:r>
+      <w:proofErr w:type="spellEnd"/>
+      <w:r>
+        <w:rPr>
+          <w:rFonts w:ascii="Cascadia Mono" w:hAnsi="Cascadia Mono" w:cs="Cascadia Mono"/>
+          <w:color w:val="000000"/>
+          <w:sz w:val="28"/>
+          <w:szCs w:val="28"/>
+          <w:highlight w:val="white"/>
+          <w:lang w:val="en-US"/>
+        </w:rPr>
+        <w:t xml:space="preserve"> = 0; </w:t>
+      </w:r>
+      <w:proofErr w:type="spellStart"/>
+      <w:r>
+        <w:rPr>
+          <w:rFonts w:ascii="Cascadia Mono" w:hAnsi="Cascadia Mono" w:cs="Cascadia Mono"/>
+          <w:color w:val="000000"/>
+          <w:sz w:val="28"/>
+          <w:szCs w:val="28"/>
+          <w:highlight w:val="white"/>
+          <w:lang w:val="en-US"/>
+        </w:rPr>
+        <w:t>i</w:t>
+      </w:r>
+      <w:proofErr w:type="spellEnd"/>
+      <w:r>
+        <w:rPr>
+          <w:rFonts w:ascii="Cascadia Mono" w:hAnsi="Cascadia Mono" w:cs="Cascadia Mono"/>
+          <w:color w:val="000000"/>
+          <w:sz w:val="28"/>
+          <w:szCs w:val="28"/>
+          <w:highlight w:val="white"/>
+          <w:lang w:val="en-US"/>
+        </w:rPr>
+        <w:t xml:space="preserve"> &lt; </w:t>
+      </w:r>
+      <w:proofErr w:type="spellStart"/>
+      <w:proofErr w:type="gramStart"/>
+      <w:r>
+        <w:rPr>
+          <w:rFonts w:ascii="Cascadia Mono" w:hAnsi="Cascadia Mono" w:cs="Cascadia Mono"/>
+          <w:color w:val="000000"/>
+          <w:sz w:val="28"/>
+          <w:szCs w:val="28"/>
+          <w:highlight w:val="white"/>
+          <w:lang w:val="en-US"/>
+        </w:rPr>
+        <w:t>array.Length</w:t>
+      </w:r>
+      <w:proofErr w:type="spellEnd"/>
+      <w:proofErr w:type="gramEnd"/>
+      <w:r>
+        <w:rPr>
+          <w:rFonts w:ascii="Cascadia Mono" w:hAnsi="Cascadia Mono" w:cs="Cascadia Mono"/>
+          <w:color w:val="000000"/>
+          <w:sz w:val="28"/>
+          <w:szCs w:val="28"/>
+          <w:highlight w:val="white"/>
+          <w:lang w:val="en-US"/>
+        </w:rPr>
+        <w:t xml:space="preserve">; </w:t>
+      </w:r>
+      <w:proofErr w:type="spellStart"/>
+      <w:r>
+        <w:rPr>
+          <w:rFonts w:ascii="Cascadia Mono" w:hAnsi="Cascadia Mono" w:cs="Cascadia Mono"/>
+          <w:color w:val="000000"/>
+          <w:sz w:val="28"/>
+          <w:szCs w:val="28"/>
+          <w:highlight w:val="white"/>
+          <w:lang w:val="en-US"/>
+        </w:rPr>
+        <w:t>i</w:t>
+      </w:r>
+      <w:proofErr w:type="spellEnd"/>
+      <w:r>
+        <w:rPr>
+          <w:rFonts w:ascii="Cascadia Mono" w:hAnsi="Cascadia Mono" w:cs="Cascadia Mono"/>
+          <w:color w:val="000000"/>
+          <w:sz w:val="28"/>
+          <w:szCs w:val="28"/>
+          <w:highlight w:val="white"/>
+          <w:lang w:val="en-US"/>
+        </w:rPr>
+        <w:t>++)</w:t>
       </w:r>
     </w:p>
     <w:p>
@@ -290,8 +378,8 @@
         <w:rPr>
           <w:rFonts w:ascii="Cascadia Mono" w:hAnsi="Cascadia Mono" w:cs="Cascadia Mono"/>
           <w:color w:val="000000"/>
-          <w:sz w:val="19"/>
-          <w:szCs w:val="19"/>
+          <w:sz w:val="28"/>
+          <w:szCs w:val="28"/>
           <w:highlight w:val="white"/>
           <w:lang w:val="en-US"/>
         </w:rPr>
@@ -300,8 +388,8 @@
         <w:rPr>
           <w:rFonts w:ascii="Cascadia Mono" w:hAnsi="Cascadia Mono" w:cs="Cascadia Mono"/>
           <w:color w:val="000000"/>
-          <w:sz w:val="19"/>
-          <w:szCs w:val="19"/>
+          <w:sz w:val="28"/>
+          <w:szCs w:val="28"/>
           <w:highlight w:val="white"/>
           <w:lang w:val="en-US"/>
         </w:rPr>
@@ -317,8 +405,8 @@
         <w:rPr>
           <w:rFonts w:ascii="Cascadia Mono" w:hAnsi="Cascadia Mono" w:cs="Cascadia Mono"/>
           <w:color w:val="000000"/>
-          <w:sz w:val="19"/>
-          <w:szCs w:val="19"/>
+          <w:sz w:val="28"/>
+          <w:szCs w:val="28"/>
           <w:highlight w:val="white"/>
           <w:lang w:val="en-US"/>
         </w:rPr>
@@ -327,8 +415,8 @@
         <w:rPr>
           <w:rFonts w:ascii="Cascadia Mono" w:hAnsi="Cascadia Mono" w:cs="Cascadia Mono"/>
           <w:color w:val="000000"/>
-          <w:sz w:val="19"/>
-          <w:szCs w:val="19"/>
+          <w:sz w:val="28"/>
+          <w:szCs w:val="28"/>
           <w:highlight w:val="white"/>
           <w:lang w:val="en-US"/>
         </w:rPr>
@@ -338,8 +426,8 @@
         <w:rPr>
           <w:rFonts w:ascii="Cascadia Mono" w:hAnsi="Cascadia Mono" w:cs="Cascadia Mono"/>
           <w:color w:val="0000FF"/>
-          <w:sz w:val="19"/>
-          <w:szCs w:val="19"/>
+          <w:sz w:val="28"/>
+          <w:szCs w:val="28"/>
           <w:highlight w:val="white"/>
           <w:lang w:val="en-US"/>
         </w:rPr>
@@ -349,12 +437,60 @@
         <w:rPr>
           <w:rFonts w:ascii="Cascadia Mono" w:hAnsi="Cascadia Mono" w:cs="Cascadia Mono"/>
           <w:color w:val="000000"/>
-          <w:sz w:val="19"/>
-          <w:szCs w:val="19"/>
+          <w:sz w:val="28"/>
+          <w:szCs w:val="28"/>
           <w:highlight w:val="white"/>
           <w:lang w:val="en-US"/>
         </w:rPr>
-        <w:t xml:space="preserve"> (array[i] &gt; 0 &amp;&amp; array[i] &lt; 3.2)</w:t>
+        <w:t xml:space="preserve"> (array[</w:t>
+      </w:r>
+      <w:proofErr w:type="spellStart"/>
+      <w:r>
+        <w:rPr>
+          <w:rFonts w:ascii="Cascadia Mono" w:hAnsi="Cascadia Mono" w:cs="Cascadia Mono"/>
+          <w:color w:val="000000"/>
+          <w:sz w:val="28"/>
+          <w:szCs w:val="28"/>
+          <w:highlight w:val="white"/>
+          <w:lang w:val="en-US"/>
+        </w:rPr>
+        <w:t>i</w:t>
+      </w:r>
+      <w:proofErr w:type="spellEnd"/>
+      <w:r>
+        <w:rPr>
+          <w:rFonts w:ascii="Cascadia Mono" w:hAnsi="Cascadia Mono" w:cs="Cascadia Mono"/>
+          <w:color w:val="000000"/>
+          <w:sz w:val="28"/>
+          <w:szCs w:val="28"/>
+          <w:highlight w:val="white"/>
+          <w:lang w:val="en-US"/>
+        </w:rPr>
+        <w:t>] &gt; 0 &amp;&amp; array[</w:t>
+      </w:r>
+      <w:proofErr w:type="spellStart"/>
+      <w:r>
+        <w:rPr>
+          <w:rFonts w:ascii="Cascadia Mono" w:hAnsi="Cascadia Mono" w:cs="Cascadia Mono"/>
+          <w:color w:val="000000"/>
+          <w:sz w:val="28"/>
+          <w:szCs w:val="28"/>
+          <w:highlight w:val="white"/>
+          <w:lang w:val="en-US"/>
+        </w:rPr>
+        <w:t>i</w:t>
+      </w:r>
+      <w:proofErr w:type="spellEnd"/>
+      <w:r>
+        <w:rPr>
+          <w:rFonts w:ascii="Cascadia Mono" w:hAnsi="Cascadia Mono" w:cs="Cascadia Mono"/>
+          <w:color w:val="000000"/>
+          <w:sz w:val="28"/>
+          <w:szCs w:val="28"/>
+          <w:highlight w:val="white"/>
+          <w:lang w:val="en-US"/>
+        </w:rPr>
+        <w:t>] &lt; 3.2)</w:t>
       </w:r>
     </w:p>
     <w:p>
@@ -366,8 +502,8 @@
         <w:rPr>
           <w:rFonts w:ascii="Cascadia Mono" w:hAnsi="Cascadia Mono" w:cs="Cascadia Mono"/>
           <w:color w:val="000000"/>
-          <w:sz w:val="19"/>
-          <w:szCs w:val="19"/>
+          <w:sz w:val="28"/>
+          <w:szCs w:val="28"/>
           <w:highlight w:val="white"/>
           <w:lang w:val="en-US"/>
         </w:rPr>
@@ -376,8 +512,8 @@
         <w:rPr>
           <w:rFonts w:ascii="Cascadia Mono" w:hAnsi="Cascadia Mono" w:cs="Cascadia Mono"/>
           <w:color w:val="000000"/>
-          <w:sz w:val="19"/>
-          <w:szCs w:val="19"/>
+          <w:sz w:val="28"/>
+          <w:szCs w:val="28"/>
           <w:highlight w:val="white"/>
           <w:lang w:val="en-US"/>
         </w:rPr>
@@ -393,8 +529,8 @@
         <w:rPr>
           <w:rFonts w:ascii="Cascadia Mono" w:hAnsi="Cascadia Mono" w:cs="Cascadia Mono"/>
           <w:color w:val="000000"/>
-          <w:sz w:val="19"/>
-          <w:szCs w:val="19"/>
+          <w:sz w:val="28"/>
+          <w:szCs w:val="28"/>
           <w:highlight w:val="white"/>
           <w:lang w:val="en-US"/>
         </w:rPr>
@@ -403,19 +539,20 @@
         <w:rPr>
           <w:rFonts w:ascii="Cascadia Mono" w:hAnsi="Cascadia Mono" w:cs="Cascadia Mono"/>
           <w:color w:val="000000"/>
-          <w:sz w:val="19"/>
-          <w:szCs w:val="19"/>
+          <w:sz w:val="28"/>
+          <w:szCs w:val="28"/>
           <w:highlight w:val="white"/>
           <w:lang w:val="en-US"/>
         </w:rPr>
         <w:t xml:space="preserve">        </w:t>
       </w:r>
+      <w:proofErr w:type="spellStart"/>
       <w:r>
         <w:rPr>
           <w:rFonts w:ascii="Cascadia Mono" w:hAnsi="Cascadia Mono" w:cs="Cascadia Mono"/>
           <w:color w:val="2B91AF"/>
-          <w:sz w:val="19"/>
-          <w:szCs w:val="19"/>
+          <w:sz w:val="28"/>
+          <w:szCs w:val="28"/>
           <w:highlight w:val="white"/>
           <w:lang w:val="en-US"/>
         </w:rPr>
@@ -425,19 +562,55 @@
         <w:rPr>
           <w:rFonts w:ascii="Cascadia Mono" w:hAnsi="Cascadia Mono" w:cs="Cascadia Mono"/>
           <w:color w:val="000000"/>
-          <w:sz w:val="19"/>
-          <w:szCs w:val="19"/>
+          <w:sz w:val="28"/>
+          <w:szCs w:val="28"/>
           <w:highlight w:val="white"/>
           <w:lang w:val="en-US"/>
         </w:rPr>
-        <w:t xml:space="preserve">.Write(i + </w:t>
+        <w:t>.Write</w:t>
+      </w:r>
+      <w:proofErr w:type="spellEnd"/>
+      <w:r>
+        <w:rPr>
+          <w:rFonts w:ascii="Cascadia Mono" w:hAnsi="Cascadia Mono" w:cs="Cascadia Mono"/>
+          <w:color w:val="000000"/>
+          <w:sz w:val="28"/>
+          <w:szCs w:val="28"/>
+          <w:highlight w:val="white"/>
+          <w:lang w:val="en-US"/>
+        </w:rPr>
+        <w:t>(</w:t>
+      </w:r>
+      <w:proofErr w:type="spellStart"/>
+      <w:r>
+        <w:rPr>
+          <w:rFonts w:ascii="Cascadia Mono" w:hAnsi="Cascadia Mono" w:cs="Cascadia Mono"/>
+          <w:color w:val="000000"/>
+          <w:sz w:val="28"/>
+          <w:szCs w:val="28"/>
+          <w:highlight w:val="white"/>
+          <w:lang w:val="en-US"/>
+        </w:rPr>
+        <w:t>i</w:t>
+      </w:r>
+      <w:proofErr w:type="spellEnd"/>
+      <w:r>
+        <w:rPr>
+          <w:rFonts w:ascii="Cascadia Mono" w:hAnsi="Cascadia Mono" w:cs="Cascadia Mono"/>
+          <w:color w:val="000000"/>
+          <w:sz w:val="28"/>
+          <w:szCs w:val="28"/>
+          <w:highlight w:val="white"/>
+          <w:lang w:val="en-US"/>
+        </w:rPr>
+        <w:t xml:space="preserve"> + </w:t>
       </w:r>
       <w:r>
         <w:rPr>
           <w:rFonts w:ascii="Cascadia Mono" w:hAnsi="Cascadia Mono" w:cs="Cascadia Mono"/>
           <w:color w:val="A31515"/>
-          <w:sz w:val="19"/>
-          <w:szCs w:val="19"/>
+          <w:sz w:val="28"/>
+          <w:szCs w:val="28"/>
           <w:highlight w:val="white"/>
           <w:lang w:val="en-US"/>
         </w:rPr>
@@ -447,8 +620,8 @@
         <w:rPr>
           <w:rFonts w:ascii="Cascadia Mono" w:hAnsi="Cascadia Mono" w:cs="Cascadia Mono"/>
           <w:color w:val="000000"/>
-          <w:sz w:val="19"/>
-          <w:szCs w:val="19"/>
+          <w:sz w:val="28"/>
+          <w:szCs w:val="28"/>
           <w:highlight w:val="white"/>
           <w:lang w:val="en-US"/>
         </w:rPr>
@@ -464,8 +637,8 @@
         <w:rPr>
           <w:rFonts w:ascii="Cascadia Mono" w:hAnsi="Cascadia Mono" w:cs="Cascadia Mono"/>
           <w:color w:val="000000"/>
-          <w:sz w:val="19"/>
-          <w:szCs w:val="19"/>
+          <w:sz w:val="28"/>
+          <w:szCs w:val="28"/>
           <w:highlight w:val="white"/>
           <w:lang w:val="en-US"/>
         </w:rPr>
@@ -474,8 +647,8 @@
         <w:rPr>
           <w:rFonts w:ascii="Cascadia Mono" w:hAnsi="Cascadia Mono" w:cs="Cascadia Mono"/>
           <w:color w:val="000000"/>
-          <w:sz w:val="19"/>
-          <w:szCs w:val="19"/>
+          <w:sz w:val="28"/>
+          <w:szCs w:val="28"/>
           <w:highlight w:val="white"/>
           <w:lang w:val="en-US"/>
         </w:rPr>
@@ -491,8 +664,8 @@
         <w:rPr>
           <w:rFonts w:ascii="Cascadia Mono" w:hAnsi="Cascadia Mono" w:cs="Cascadia Mono"/>
           <w:color w:val="000000"/>
-          <w:sz w:val="19"/>
-          <w:szCs w:val="19"/>
+          <w:sz w:val="28"/>
+          <w:szCs w:val="28"/>
           <w:highlight w:val="white"/>
           <w:lang w:val="en-US"/>
         </w:rPr>
@@ -501,8 +674,8 @@
         <w:rPr>
           <w:rFonts w:ascii="Cascadia Mono" w:hAnsi="Cascadia Mono" w:cs="Cascadia Mono"/>
           <w:color w:val="000000"/>
-          <w:sz w:val="19"/>
-          <w:szCs w:val="19"/>
+          <w:sz w:val="28"/>
+          <w:szCs w:val="28"/>
           <w:highlight w:val="white"/>
           <w:lang w:val="en-US"/>
         </w:rPr>
@@ -518,12 +691,13 @@
           <w:lang w:val="en-US"/>
         </w:rPr>
       </w:pPr>
+      <w:proofErr w:type="spellStart"/>
       <w:r>
         <w:rPr>
           <w:rFonts w:ascii="Cascadia Mono" w:hAnsi="Cascadia Mono" w:cs="Cascadia Mono"/>
           <w:color w:val="2B91AF"/>
-          <w:sz w:val="19"/>
-          <w:szCs w:val="19"/>
+          <w:sz w:val="28"/>
+          <w:szCs w:val="28"/>
           <w:highlight w:val="white"/>
           <w:lang w:val="en-US"/>
         </w:rPr>
@@ -533,12 +707,24 @@
         <w:rPr>
           <w:rFonts w:ascii="Cascadia Mono" w:hAnsi="Cascadia Mono" w:cs="Cascadia Mono"/>
           <w:color w:val="000000"/>
-          <w:sz w:val="19"/>
-          <w:szCs w:val="19"/>
+          <w:sz w:val="28"/>
+          <w:szCs w:val="28"/>
           <w:highlight w:val="white"/>
           <w:lang w:val="en-US"/>
         </w:rPr>
-        <w:t>.WriteLine();</w:t>
+        <w:t>.WriteLine</w:t>
+      </w:r>
+      <w:proofErr w:type="spellEnd"/>
+      <w:r>
+        <w:rPr>
+          <w:rFonts w:ascii="Cascadia Mono" w:hAnsi="Cascadia Mono" w:cs="Cascadia Mono"/>
+          <w:color w:val="000000"/>
+          <w:sz w:val="28"/>
+          <w:szCs w:val="28"/>
+          <w:highlight w:val="white"/>
+          <w:lang w:val="en-US"/>
+        </w:rPr>
+        <w:t>();</w:t>
       </w:r>
     </w:p>
     <w:p>
@@ -632,8 +818,20 @@
                 <w:szCs w:val="19"/>
                 <w:highlight w:val="white"/>
               </w:rPr>
-              <w:t>{ -1.5, 4.0, 1.8, 2.9 }</w:t>
+              <w:t xml:space="preserve">{ -1.5, 4.0, 1.8, </w:t>
             </w:r>
+            <w:proofErr w:type="gramStart"/>
+            <w:r>
+              <w:rPr>
+                <w:rFonts w:ascii="Cascadia Mono" w:hAnsi="Cascadia Mono" w:cs="Cascadia Mono"/>
+                <w:color w:val="000000"/>
+                <w:sz w:val="19"/>
+                <w:szCs w:val="19"/>
+                <w:highlight w:val="white"/>
+              </w:rPr>
+              <w:t>2.9 }</w:t>
+            </w:r>
+            <w:proofErr w:type="gramEnd"/>
           </w:p>
         </w:tc>
         <w:tc>
@@ -946,522 +1144,745 @@
         <w:rPr>
           <w:rFonts w:ascii="Cascadia Mono" w:hAnsi="Cascadia Mono" w:cs="Cascadia Mono"/>
           <w:color w:val="000000"/>
-          <w:sz w:val="19"/>
-          <w:szCs w:val="19"/>
+          <w:sz w:val="28"/>
+          <w:szCs w:val="28"/>
+          <w:highlight w:val="white"/>
+        </w:rPr>
+      </w:pPr>
+      <w:r>
+        <w:rPr>
+          <w:rFonts w:ascii="Cascadia Mono" w:hAnsi="Cascadia Mono" w:cs="Cascadia Mono"/>
+          <w:color w:val="0000FF"/>
+          <w:sz w:val="28"/>
+          <w:szCs w:val="28"/>
           <w:highlight w:val="white"/>
           <w:lang w:val="en-US"/>
         </w:rPr>
+        <w:t>string</w:t>
+      </w:r>
+      <w:r>
+        <w:rPr>
+          <w:rFonts w:ascii="Cascadia Mono" w:hAnsi="Cascadia Mono" w:cs="Cascadia Mono"/>
+          <w:color w:val="000000"/>
+          <w:sz w:val="28"/>
+          <w:szCs w:val="28"/>
+          <w:highlight w:val="white"/>
+        </w:rPr>
+        <w:t xml:space="preserve"> </w:t>
+      </w:r>
+      <w:r>
+        <w:rPr>
+          <w:rFonts w:ascii="Cascadia Mono" w:hAnsi="Cascadia Mono" w:cs="Cascadia Mono"/>
+          <w:color w:val="000000"/>
+          <w:sz w:val="28"/>
+          <w:szCs w:val="28"/>
+          <w:highlight w:val="white"/>
+          <w:lang w:val="en-US"/>
+        </w:rPr>
+        <w:t>str</w:t>
+      </w:r>
+      <w:r>
+        <w:rPr>
+          <w:rFonts w:ascii="Cascadia Mono" w:hAnsi="Cascadia Mono" w:cs="Cascadia Mono"/>
+          <w:color w:val="000000"/>
+          <w:sz w:val="28"/>
+          <w:szCs w:val="28"/>
+          <w:highlight w:val="white"/>
+        </w:rPr>
+        <w:t xml:space="preserve"> = </w:t>
+      </w:r>
+      <w:r>
+        <w:rPr>
+          <w:rFonts w:ascii="Cascadia Mono" w:hAnsi="Cascadia Mono" w:cs="Cascadia Mono"/>
+          <w:color w:val="A31515"/>
+          <w:sz w:val="28"/>
+          <w:szCs w:val="28"/>
+          <w:highlight w:val="white"/>
+        </w:rPr>
+        <w:t>"</w:t>
+      </w:r>
+      <w:proofErr w:type="spellStart"/>
+      <w:r>
+        <w:rPr>
+          <w:rFonts w:ascii="Cascadia Mono" w:hAnsi="Cascadia Mono" w:cs="Cascadia Mono"/>
+          <w:color w:val="A31515"/>
+          <w:sz w:val="28"/>
+          <w:szCs w:val="28"/>
+          <w:highlight w:val="white"/>
+          <w:lang w:val="en-US"/>
+        </w:rPr>
+        <w:t>aabbccdd</w:t>
+      </w:r>
+      <w:proofErr w:type="spellEnd"/>
+      <w:r>
+        <w:rPr>
+          <w:rFonts w:ascii="Cascadia Mono" w:hAnsi="Cascadia Mono" w:cs="Cascadia Mono"/>
+          <w:color w:val="A31515"/>
+          <w:sz w:val="28"/>
+          <w:szCs w:val="28"/>
+          <w:highlight w:val="white"/>
+        </w:rPr>
+        <w:t>"</w:t>
+      </w:r>
+      <w:r>
+        <w:rPr>
+          <w:rFonts w:ascii="Cascadia Mono" w:hAnsi="Cascadia Mono" w:cs="Cascadia Mono"/>
+          <w:color w:val="000000"/>
+          <w:sz w:val="28"/>
+          <w:szCs w:val="28"/>
+          <w:highlight w:val="white"/>
+        </w:rPr>
+        <w:t>;</w:t>
+      </w:r>
+    </w:p>
+    <w:p>
+      <w:pPr>
+        <w:autoSpaceDE w:val="0"/>
+        <w:autoSpaceDN w:val="0"/>
+        <w:adjustRightInd w:val="0"/>
+        <w:ind w:left="567"/>
+        <w:rPr>
+          <w:rFonts w:ascii="Cascadia Mono" w:hAnsi="Cascadia Mono" w:cs="Cascadia Mono"/>
+          <w:color w:val="000000"/>
+          <w:sz w:val="28"/>
+          <w:szCs w:val="28"/>
+          <w:highlight w:val="white"/>
+          <w:lang w:val="en-US"/>
+        </w:rPr>
       </w:pPr>
       <w:r>
         <w:rPr>
           <w:rFonts w:ascii="Cascadia Mono" w:hAnsi="Cascadia Mono" w:cs="Cascadia Mono"/>
           <w:color w:val="0000FF"/>
-          <w:sz w:val="19"/>
-          <w:szCs w:val="19"/>
+          <w:sz w:val="28"/>
+          <w:szCs w:val="28"/>
           <w:highlight w:val="white"/>
           <w:lang w:val="en-US"/>
         </w:rPr>
-        <w:t>string</w:t>
-      </w:r>
-      <w:r>
+        <w:t>int</w:t>
+      </w:r>
+      <w:r>
+        <w:rPr>
+          <w:rFonts w:ascii="Cascadia Mono" w:hAnsi="Cascadia Mono" w:cs="Cascadia Mono"/>
+          <w:color w:val="000000"/>
+          <w:sz w:val="28"/>
+          <w:szCs w:val="28"/>
+          <w:highlight w:val="white"/>
+          <w:lang w:val="en-US"/>
+        </w:rPr>
+        <w:t xml:space="preserve"> pairs = 0;</w:t>
+      </w:r>
+    </w:p>
+    <w:p>
+      <w:pPr>
+        <w:autoSpaceDE w:val="0"/>
+        <w:autoSpaceDN w:val="0"/>
+        <w:adjustRightInd w:val="0"/>
+        <w:ind w:left="567"/>
+        <w:rPr>
+          <w:rFonts w:ascii="Cascadia Mono" w:hAnsi="Cascadia Mono" w:cs="Cascadia Mono"/>
+          <w:color w:val="000000"/>
+          <w:sz w:val="28"/>
+          <w:szCs w:val="28"/>
+          <w:highlight w:val="white"/>
+          <w:lang w:val="en-US"/>
+        </w:rPr>
+      </w:pPr>
+      <w:r>
+        <w:rPr>
+          <w:rFonts w:ascii="Cascadia Mono" w:hAnsi="Cascadia Mono" w:cs="Cascadia Mono"/>
+          <w:color w:val="0000FF"/>
+          <w:sz w:val="28"/>
+          <w:szCs w:val="28"/>
+          <w:highlight w:val="white"/>
+          <w:lang w:val="en-US"/>
+        </w:rPr>
+        <w:t>for</w:t>
+      </w:r>
+      <w:r>
+        <w:rPr>
+          <w:rFonts w:ascii="Cascadia Mono" w:hAnsi="Cascadia Mono" w:cs="Cascadia Mono"/>
+          <w:color w:val="000000"/>
+          <w:sz w:val="28"/>
+          <w:szCs w:val="28"/>
+          <w:highlight w:val="white"/>
+          <w:lang w:val="en-US"/>
+        </w:rPr>
+        <w:t xml:space="preserve"> (</w:t>
+      </w:r>
+      <w:r>
+        <w:rPr>
+          <w:rFonts w:ascii="Cascadia Mono" w:hAnsi="Cascadia Mono" w:cs="Cascadia Mono"/>
+          <w:color w:val="0000FF"/>
+          <w:sz w:val="28"/>
+          <w:szCs w:val="28"/>
+          <w:highlight w:val="white"/>
+          <w:lang w:val="en-US"/>
+        </w:rPr>
+        <w:t>int</w:t>
+      </w:r>
+      <w:r>
+        <w:rPr>
+          <w:rFonts w:ascii="Cascadia Mono" w:hAnsi="Cascadia Mono" w:cs="Cascadia Mono"/>
+          <w:color w:val="000000"/>
+          <w:sz w:val="28"/>
+          <w:szCs w:val="28"/>
+          <w:highlight w:val="white"/>
+          <w:lang w:val="en-US"/>
+        </w:rPr>
+        <w:t xml:space="preserve"> </w:t>
+      </w:r>
+      <w:proofErr w:type="spellStart"/>
+      <w:r>
+        <w:rPr>
+          <w:rFonts w:ascii="Cascadia Mono" w:hAnsi="Cascadia Mono" w:cs="Cascadia Mono"/>
+          <w:color w:val="000000"/>
+          <w:sz w:val="28"/>
+          <w:szCs w:val="28"/>
+          <w:highlight w:val="white"/>
+          <w:lang w:val="en-US"/>
+        </w:rPr>
+        <w:t>i</w:t>
+      </w:r>
+      <w:proofErr w:type="spellEnd"/>
+      <w:r>
+        <w:rPr>
+          <w:rFonts w:ascii="Cascadia Mono" w:hAnsi="Cascadia Mono" w:cs="Cascadia Mono"/>
+          <w:color w:val="000000"/>
+          <w:sz w:val="28"/>
+          <w:szCs w:val="28"/>
+          <w:highlight w:val="white"/>
+          <w:lang w:val="en-US"/>
+        </w:rPr>
+        <w:t xml:space="preserve"> = 0; </w:t>
+      </w:r>
+      <w:proofErr w:type="spellStart"/>
+      <w:r>
+        <w:rPr>
+          <w:rFonts w:ascii="Cascadia Mono" w:hAnsi="Cascadia Mono" w:cs="Cascadia Mono"/>
+          <w:color w:val="000000"/>
+          <w:sz w:val="28"/>
+          <w:szCs w:val="28"/>
+          <w:highlight w:val="white"/>
+          <w:lang w:val="en-US"/>
+        </w:rPr>
+        <w:t>i</w:t>
+      </w:r>
+      <w:proofErr w:type="spellEnd"/>
+      <w:r>
+        <w:rPr>
+          <w:rFonts w:ascii="Cascadia Mono" w:hAnsi="Cascadia Mono" w:cs="Cascadia Mono"/>
+          <w:color w:val="000000"/>
+          <w:sz w:val="28"/>
+          <w:szCs w:val="28"/>
+          <w:highlight w:val="white"/>
+          <w:lang w:val="en-US"/>
+        </w:rPr>
+        <w:t xml:space="preserve"> &lt; </w:t>
+      </w:r>
+      <w:proofErr w:type="spellStart"/>
+      <w:proofErr w:type="gramStart"/>
+      <w:r>
+        <w:rPr>
+          <w:rFonts w:ascii="Cascadia Mono" w:hAnsi="Cascadia Mono" w:cs="Cascadia Mono"/>
+          <w:color w:val="000000"/>
+          <w:sz w:val="28"/>
+          <w:szCs w:val="28"/>
+          <w:highlight w:val="white"/>
+          <w:lang w:val="en-US"/>
+        </w:rPr>
+        <w:t>str.Length</w:t>
+      </w:r>
+      <w:proofErr w:type="spellEnd"/>
+      <w:proofErr w:type="gramEnd"/>
+      <w:r>
+        <w:rPr>
+          <w:rFonts w:ascii="Cascadia Mono" w:hAnsi="Cascadia Mono" w:cs="Cascadia Mono"/>
+          <w:color w:val="000000"/>
+          <w:sz w:val="28"/>
+          <w:szCs w:val="28"/>
+          <w:highlight w:val="white"/>
+          <w:lang w:val="en-US"/>
+        </w:rPr>
+        <w:t xml:space="preserve"> - 1; </w:t>
+      </w:r>
+      <w:proofErr w:type="spellStart"/>
+      <w:r>
+        <w:rPr>
+          <w:rFonts w:ascii="Cascadia Mono" w:hAnsi="Cascadia Mono" w:cs="Cascadia Mono"/>
+          <w:color w:val="000000"/>
+          <w:sz w:val="28"/>
+          <w:szCs w:val="28"/>
+          <w:highlight w:val="white"/>
+          <w:lang w:val="en-US"/>
+        </w:rPr>
+        <w:t>i</w:t>
+      </w:r>
+      <w:proofErr w:type="spellEnd"/>
+      <w:r>
+        <w:rPr>
+          <w:rFonts w:ascii="Cascadia Mono" w:hAnsi="Cascadia Mono" w:cs="Cascadia Mono"/>
+          <w:color w:val="000000"/>
+          <w:sz w:val="28"/>
+          <w:szCs w:val="28"/>
+          <w:highlight w:val="white"/>
+          <w:lang w:val="en-US"/>
+        </w:rPr>
+        <w:t>++)</w:t>
+      </w:r>
+    </w:p>
+    <w:p>
+      <w:pPr>
+        <w:autoSpaceDE w:val="0"/>
+        <w:autoSpaceDN w:val="0"/>
+        <w:adjustRightInd w:val="0"/>
+        <w:ind w:left="567"/>
+        <w:rPr>
+          <w:rFonts w:ascii="Cascadia Mono" w:hAnsi="Cascadia Mono" w:cs="Cascadia Mono"/>
+          <w:color w:val="000000"/>
+          <w:sz w:val="28"/>
+          <w:szCs w:val="28"/>
+          <w:highlight w:val="white"/>
+          <w:lang w:val="en-US"/>
+        </w:rPr>
+      </w:pPr>
+      <w:r>
+        <w:rPr>
+          <w:rFonts w:ascii="Cascadia Mono" w:hAnsi="Cascadia Mono" w:cs="Cascadia Mono"/>
+          <w:color w:val="000000"/>
+          <w:sz w:val="28"/>
+          <w:szCs w:val="28"/>
+          <w:highlight w:val="white"/>
+          <w:lang w:val="en-US"/>
+        </w:rPr>
+        <w:t>{</w:t>
+      </w:r>
+    </w:p>
+    <w:p>
+      <w:pPr>
+        <w:autoSpaceDE w:val="0"/>
+        <w:autoSpaceDN w:val="0"/>
+        <w:adjustRightInd w:val="0"/>
+        <w:ind w:left="567"/>
+        <w:rPr>
+          <w:rFonts w:ascii="Cascadia Mono" w:hAnsi="Cascadia Mono" w:cs="Cascadia Mono"/>
+          <w:color w:val="000000"/>
+          <w:sz w:val="28"/>
+          <w:szCs w:val="28"/>
+          <w:highlight w:val="white"/>
+          <w:lang w:val="en-US"/>
+        </w:rPr>
+      </w:pPr>
+      <w:r>
+        <w:rPr>
+          <w:rFonts w:ascii="Cascadia Mono" w:hAnsi="Cascadia Mono" w:cs="Cascadia Mono"/>
+          <w:color w:val="000000"/>
+          <w:sz w:val="28"/>
+          <w:szCs w:val="28"/>
+          <w:highlight w:val="white"/>
+          <w:lang w:val="en-US"/>
+        </w:rPr>
+        <w:t xml:space="preserve">    </w:t>
+      </w:r>
+      <w:r>
+        <w:rPr>
+          <w:rFonts w:ascii="Cascadia Mono" w:hAnsi="Cascadia Mono" w:cs="Cascadia Mono"/>
+          <w:color w:val="0000FF"/>
+          <w:sz w:val="28"/>
+          <w:szCs w:val="28"/>
+          <w:highlight w:val="white"/>
+          <w:lang w:val="en-US"/>
+        </w:rPr>
+        <w:t>if</w:t>
+      </w:r>
+      <w:r>
+        <w:rPr>
+          <w:rFonts w:ascii="Cascadia Mono" w:hAnsi="Cascadia Mono" w:cs="Cascadia Mono"/>
+          <w:color w:val="000000"/>
+          <w:sz w:val="28"/>
+          <w:szCs w:val="28"/>
+          <w:highlight w:val="white"/>
+          <w:lang w:val="en-US"/>
+        </w:rPr>
+        <w:t xml:space="preserve"> (str[</w:t>
+      </w:r>
+      <w:proofErr w:type="spellStart"/>
+      <w:r>
+        <w:rPr>
+          <w:rFonts w:ascii="Cascadia Mono" w:hAnsi="Cascadia Mono" w:cs="Cascadia Mono"/>
+          <w:color w:val="000000"/>
+          <w:sz w:val="28"/>
+          <w:szCs w:val="28"/>
+          <w:highlight w:val="white"/>
+          <w:lang w:val="en-US"/>
+        </w:rPr>
+        <w:t>i</w:t>
+      </w:r>
+      <w:proofErr w:type="spellEnd"/>
+      <w:r>
+        <w:rPr>
+          <w:rFonts w:ascii="Cascadia Mono" w:hAnsi="Cascadia Mono" w:cs="Cascadia Mono"/>
+          <w:color w:val="000000"/>
+          <w:sz w:val="28"/>
+          <w:szCs w:val="28"/>
+          <w:highlight w:val="white"/>
+          <w:lang w:val="en-US"/>
+        </w:rPr>
+        <w:t xml:space="preserve">] == </w:t>
+      </w:r>
+      <w:proofErr w:type="gramStart"/>
+      <w:r>
+        <w:rPr>
+          <w:rFonts w:ascii="Cascadia Mono" w:hAnsi="Cascadia Mono" w:cs="Cascadia Mono"/>
+          <w:color w:val="000000"/>
+          <w:sz w:val="28"/>
+          <w:szCs w:val="28"/>
+          <w:highlight w:val="white"/>
+          <w:lang w:val="en-US"/>
+        </w:rPr>
+        <w:t>str[</w:t>
+      </w:r>
+      <w:proofErr w:type="spellStart"/>
+      <w:proofErr w:type="gramEnd"/>
+      <w:r>
+        <w:rPr>
+          <w:rFonts w:ascii="Cascadia Mono" w:hAnsi="Cascadia Mono" w:cs="Cascadia Mono"/>
+          <w:color w:val="000000"/>
+          <w:sz w:val="28"/>
+          <w:szCs w:val="28"/>
+          <w:highlight w:val="white"/>
+          <w:lang w:val="en-US"/>
+        </w:rPr>
+        <w:t>i</w:t>
+      </w:r>
+      <w:proofErr w:type="spellEnd"/>
+      <w:r>
+        <w:rPr>
+          <w:rFonts w:ascii="Cascadia Mono" w:hAnsi="Cascadia Mono" w:cs="Cascadia Mono"/>
+          <w:color w:val="000000"/>
+          <w:sz w:val="28"/>
+          <w:szCs w:val="28"/>
+          <w:highlight w:val="white"/>
+          <w:lang w:val="en-US"/>
+        </w:rPr>
+        <w:t xml:space="preserve"> + 1])</w:t>
+      </w:r>
+    </w:p>
+    <w:p>
+      <w:pPr>
+        <w:autoSpaceDE w:val="0"/>
+        <w:autoSpaceDN w:val="0"/>
+        <w:adjustRightInd w:val="0"/>
+        <w:ind w:left="567"/>
+        <w:rPr>
+          <w:rFonts w:ascii="Cascadia Mono" w:hAnsi="Cascadia Mono" w:cs="Cascadia Mono"/>
+          <w:color w:val="000000"/>
+          <w:sz w:val="28"/>
+          <w:szCs w:val="28"/>
+          <w:highlight w:val="white"/>
+        </w:rPr>
+      </w:pPr>
+      <w:r>
+        <w:rPr>
+          <w:rFonts w:ascii="Cascadia Mono" w:hAnsi="Cascadia Mono" w:cs="Cascadia Mono"/>
+          <w:color w:val="000000"/>
+          <w:sz w:val="28"/>
+          <w:szCs w:val="28"/>
+          <w:highlight w:val="white"/>
+          <w:lang w:val="en-US"/>
+        </w:rPr>
+        <w:t xml:space="preserve">    </w:t>
+      </w:r>
+      <w:r>
+        <w:rPr>
+          <w:rFonts w:ascii="Cascadia Mono" w:hAnsi="Cascadia Mono" w:cs="Cascadia Mono"/>
+          <w:color w:val="000000"/>
+          <w:sz w:val="28"/>
+          <w:szCs w:val="28"/>
+          <w:highlight w:val="white"/>
+        </w:rPr>
+        <w:t>{</w:t>
+      </w:r>
+    </w:p>
+    <w:p>
+      <w:pPr>
+        <w:autoSpaceDE w:val="0"/>
+        <w:autoSpaceDN w:val="0"/>
+        <w:adjustRightInd w:val="0"/>
+        <w:ind w:left="567"/>
+        <w:rPr>
+          <w:rFonts w:ascii="Cascadia Mono" w:hAnsi="Cascadia Mono" w:cs="Cascadia Mono"/>
+          <w:color w:val="000000"/>
+          <w:sz w:val="28"/>
+          <w:szCs w:val="28"/>
+          <w:highlight w:val="white"/>
+        </w:rPr>
+      </w:pPr>
+      <w:r>
+        <w:rPr>
+          <w:rFonts w:ascii="Cascadia Mono" w:hAnsi="Cascadia Mono" w:cs="Cascadia Mono"/>
+          <w:color w:val="000000"/>
+          <w:sz w:val="28"/>
+          <w:szCs w:val="28"/>
+          <w:highlight w:val="white"/>
+        </w:rPr>
+        <w:t xml:space="preserve">        </w:t>
+      </w:r>
+      <w:proofErr w:type="spellStart"/>
+      <w:r>
+        <w:rPr>
+          <w:rFonts w:ascii="Cascadia Mono" w:hAnsi="Cascadia Mono" w:cs="Cascadia Mono"/>
+          <w:color w:val="000000"/>
+          <w:sz w:val="28"/>
+          <w:szCs w:val="28"/>
+          <w:highlight w:val="white"/>
+        </w:rPr>
+        <w:t>pairs</w:t>
+      </w:r>
+      <w:proofErr w:type="spellEnd"/>
+      <w:r>
+        <w:rPr>
+          <w:rFonts w:ascii="Cascadia Mono" w:hAnsi="Cascadia Mono" w:cs="Cascadia Mono"/>
+          <w:color w:val="000000"/>
+          <w:sz w:val="28"/>
+          <w:szCs w:val="28"/>
+          <w:highlight w:val="white"/>
+        </w:rPr>
+        <w:t>++;</w:t>
+      </w:r>
+    </w:p>
+    <w:p>
+      <w:pPr>
+        <w:autoSpaceDE w:val="0"/>
+        <w:autoSpaceDN w:val="0"/>
+        <w:adjustRightInd w:val="0"/>
+        <w:ind w:left="567"/>
+        <w:rPr>
+          <w:rFonts w:ascii="Cascadia Mono" w:hAnsi="Cascadia Mono" w:cs="Cascadia Mono"/>
+          <w:color w:val="000000"/>
+          <w:sz w:val="28"/>
+          <w:szCs w:val="28"/>
+          <w:highlight w:val="white"/>
+        </w:rPr>
+      </w:pPr>
+      <w:r>
+        <w:rPr>
+          <w:rFonts w:ascii="Cascadia Mono" w:hAnsi="Cascadia Mono" w:cs="Cascadia Mono"/>
+          <w:color w:val="000000"/>
+          <w:sz w:val="28"/>
+          <w:szCs w:val="28"/>
+          <w:highlight w:val="white"/>
+        </w:rPr>
+        <w:t xml:space="preserve">    }</w:t>
+      </w:r>
+    </w:p>
+    <w:p>
+      <w:pPr>
+        <w:autoSpaceDE w:val="0"/>
+        <w:autoSpaceDN w:val="0"/>
+        <w:adjustRightInd w:val="0"/>
+        <w:ind w:left="567"/>
+        <w:rPr>
+          <w:rFonts w:ascii="Cascadia Mono" w:hAnsi="Cascadia Mono" w:cs="Cascadia Mono"/>
+          <w:color w:val="000000"/>
+          <w:sz w:val="28"/>
+          <w:szCs w:val="28"/>
+          <w:highlight w:val="white"/>
+        </w:rPr>
+      </w:pPr>
+      <w:r>
+        <w:rPr>
+          <w:rFonts w:ascii="Cascadia Mono" w:hAnsi="Cascadia Mono" w:cs="Cascadia Mono"/>
+          <w:color w:val="000000"/>
+          <w:sz w:val="28"/>
+          <w:szCs w:val="28"/>
+          <w:highlight w:val="white"/>
+        </w:rPr>
+        <w:t>}</w:t>
+      </w:r>
+    </w:p>
+    <w:p>
+      <w:pPr>
+        <w:autoSpaceDE w:val="0"/>
+        <w:autoSpaceDN w:val="0"/>
+        <w:adjustRightInd w:val="0"/>
+        <w:ind w:left="567"/>
+        <w:rPr>
+          <w:rFonts w:ascii="Cascadia Mono" w:hAnsi="Cascadia Mono" w:cs="Cascadia Mono"/>
+          <w:color w:val="000000"/>
+          <w:sz w:val="28"/>
+          <w:szCs w:val="28"/>
+          <w:highlight w:val="white"/>
+        </w:rPr>
+      </w:pPr>
+      <w:proofErr w:type="spellStart"/>
+      <w:r>
+        <w:rPr>
+          <w:rFonts w:ascii="Cascadia Mono" w:hAnsi="Cascadia Mono" w:cs="Cascadia Mono"/>
+          <w:color w:val="2B91AF"/>
+          <w:sz w:val="28"/>
+          <w:szCs w:val="28"/>
+          <w:highlight w:val="white"/>
+        </w:rPr>
+        <w:t>Console</w:t>
+      </w:r>
+      <w:r>
+        <w:rPr>
+          <w:rFonts w:ascii="Cascadia Mono" w:hAnsi="Cascadia Mono" w:cs="Cascadia Mono"/>
+          <w:color w:val="000000"/>
+          <w:sz w:val="28"/>
+          <w:szCs w:val="28"/>
+          <w:highlight w:val="white"/>
+        </w:rPr>
+        <w:t>.WriteLine</w:t>
+      </w:r>
+      <w:proofErr w:type="spellEnd"/>
+      <w:r>
+        <w:rPr>
+          <w:rFonts w:ascii="Cascadia Mono" w:hAnsi="Cascadia Mono" w:cs="Cascadia Mono"/>
+          <w:color w:val="000000"/>
+          <w:sz w:val="28"/>
+          <w:szCs w:val="28"/>
+          <w:highlight w:val="white"/>
+        </w:rPr>
+        <w:t>(</w:t>
+      </w:r>
+      <w:proofErr w:type="spellStart"/>
+      <w:r>
+        <w:rPr>
+          <w:rFonts w:ascii="Cascadia Mono" w:hAnsi="Cascadia Mono" w:cs="Cascadia Mono"/>
+          <w:color w:val="000000"/>
+          <w:sz w:val="28"/>
+          <w:szCs w:val="28"/>
+          <w:highlight w:val="white"/>
+        </w:rPr>
+        <w:t>pairs</w:t>
+      </w:r>
+      <w:proofErr w:type="spellEnd"/>
+      <w:r>
+        <w:rPr>
+          <w:rFonts w:ascii="Cascadia Mono" w:hAnsi="Cascadia Mono" w:cs="Cascadia Mono"/>
+          <w:color w:val="000000"/>
+          <w:sz w:val="28"/>
+          <w:szCs w:val="28"/>
+          <w:highlight w:val="white"/>
+        </w:rPr>
+        <w:t>);</w:t>
+      </w:r>
+    </w:p>
+    <w:p>
+      <w:pPr>
+        <w:autoSpaceDE w:val="0"/>
+        <w:autoSpaceDN w:val="0"/>
+        <w:adjustRightInd w:val="0"/>
+        <w:ind w:left="709"/>
+        <w:rPr>
+          <w:rFonts w:ascii="Cascadia Mono" w:hAnsi="Cascadia Mono" w:cs="Cascadia Mono"/>
+          <w:color w:val="000000"/>
+          <w:sz w:val="28"/>
+          <w:szCs w:val="28"/>
+          <w:highlight w:val="white"/>
+        </w:rPr>
+      </w:pPr>
+    </w:p>
+    <w:p>
+      <w:pPr>
+        <w:autoSpaceDE w:val="0"/>
+        <w:autoSpaceDN w:val="0"/>
+        <w:adjustRightInd w:val="0"/>
+        <w:ind w:left="709"/>
         <w:rPr>
           <w:rFonts w:ascii="Cascadia Mono" w:hAnsi="Cascadia Mono" w:cs="Cascadia Mono"/>
           <w:color w:val="000000"/>
           <w:sz w:val="19"/>
           <w:szCs w:val="19"/>
           <w:highlight w:val="white"/>
-          <w:lang w:val="en-US"/>
-        </w:rPr>
-        <w:t xml:space="preserve"> str = </w:t>
-      </w:r>
-      <w:r>
-        <w:rPr>
-          <w:rFonts w:ascii="Cascadia Mono" w:hAnsi="Cascadia Mono" w:cs="Cascadia Mono"/>
-          <w:color w:val="A31515"/>
-          <w:sz w:val="19"/>
-          <w:szCs w:val="19"/>
-          <w:highlight w:val="white"/>
-          <w:lang w:val="en-US"/>
-        </w:rPr>
-        <w:t>"aabbccdd"</w:t>
-      </w:r>
-      <w:r>
+        </w:rPr>
+      </w:pPr>
+    </w:p>
+    <w:p>
+      <w:pPr>
+        <w:autoSpaceDE w:val="0"/>
+        <w:autoSpaceDN w:val="0"/>
+        <w:adjustRightInd w:val="0"/>
+        <w:ind w:left="709"/>
         <w:rPr>
           <w:rFonts w:ascii="Cascadia Mono" w:hAnsi="Cascadia Mono" w:cs="Cascadia Mono"/>
           <w:color w:val="000000"/>
           <w:sz w:val="19"/>
           <w:szCs w:val="19"/>
           <w:highlight w:val="white"/>
-          <w:lang w:val="en-US"/>
-        </w:rPr>
-        <w:t>;</w:t>
-      </w:r>
-    </w:p>
-    <w:p>
-      <w:pPr>
-        <w:autoSpaceDE w:val="0"/>
-        <w:autoSpaceDN w:val="0"/>
-        <w:adjustRightInd w:val="0"/>
-        <w:ind w:left="567"/>
+        </w:rPr>
+      </w:pPr>
+      <w:r>
         <w:rPr>
           <w:rFonts w:ascii="Cascadia Mono" w:hAnsi="Cascadia Mono" w:cs="Cascadia Mono"/>
           <w:color w:val="000000"/>
           <w:sz w:val="19"/>
           <w:szCs w:val="19"/>
           <w:highlight w:val="white"/>
-          <w:lang w:val="en-US"/>
-        </w:rPr>
-      </w:pPr>
-      <w:r>
-        <w:rPr>
-          <w:rFonts w:ascii="Cascadia Mono" w:hAnsi="Cascadia Mono" w:cs="Cascadia Mono"/>
-          <w:color w:val="0000FF"/>
-          <w:sz w:val="19"/>
-          <w:szCs w:val="19"/>
-          <w:highlight w:val="white"/>
-          <w:lang w:val="en-US"/>
-        </w:rPr>
-        <w:t>int</w:t>
-      </w:r>
-      <w:r>
-        <w:rPr>
-          <w:rFonts w:ascii="Cascadia Mono" w:hAnsi="Cascadia Mono" w:cs="Cascadia Mono"/>
-          <w:color w:val="000000"/>
-          <w:sz w:val="19"/>
-          <w:szCs w:val="19"/>
-          <w:highlight w:val="white"/>
-          <w:lang w:val="en-US"/>
-        </w:rPr>
-        <w:t xml:space="preserve"> pairs = 0;</w:t>
+        </w:rPr>
+        <w:t xml:space="preserve">            </w:t>
       </w:r>
     </w:p>
     <w:p>
       <w:pPr>
-        <w:autoSpaceDE w:val="0"/>
-        <w:autoSpaceDN w:val="0"/>
-        <w:adjustRightInd w:val="0"/>
         <w:ind w:left="567"/>
         <w:rPr>
-          <w:rFonts w:ascii="Cascadia Mono" w:hAnsi="Cascadia Mono" w:cs="Cascadia Mono"/>
-          <w:color w:val="000000"/>
-          <w:sz w:val="19"/>
-          <w:szCs w:val="19"/>
-          <w:highlight w:val="white"/>
-          <w:lang w:val="en-US"/>
-        </w:rPr>
-      </w:pPr>
-      <w:r>
-        <w:rPr>
-          <w:rFonts w:ascii="Cascadia Mono" w:hAnsi="Cascadia Mono" w:cs="Cascadia Mono"/>
-          <w:color w:val="0000FF"/>
-          <w:sz w:val="19"/>
-          <w:szCs w:val="19"/>
-          <w:highlight w:val="white"/>
-          <w:lang w:val="en-US"/>
-        </w:rPr>
-        <w:t>for</w:t>
-      </w:r>
-      <w:r>
-        <w:rPr>
-          <w:rFonts w:ascii="Cascadia Mono" w:hAnsi="Cascadia Mono" w:cs="Cascadia Mono"/>
-          <w:color w:val="000000"/>
-          <w:sz w:val="19"/>
-          <w:szCs w:val="19"/>
-          <w:highlight w:val="white"/>
-          <w:lang w:val="en-US"/>
-        </w:rPr>
-        <w:t xml:space="preserve"> (</w:t>
-      </w:r>
-      <w:r>
-        <w:rPr>
-          <w:rFonts w:ascii="Cascadia Mono" w:hAnsi="Cascadia Mono" w:cs="Cascadia Mono"/>
-          <w:color w:val="0000FF"/>
-          <w:sz w:val="19"/>
-          <w:szCs w:val="19"/>
-          <w:highlight w:val="white"/>
-          <w:lang w:val="en-US"/>
-        </w:rPr>
-        <w:t>int</w:t>
-      </w:r>
-      <w:r>
-        <w:rPr>
-          <w:rFonts w:ascii="Cascadia Mono" w:hAnsi="Cascadia Mono" w:cs="Cascadia Mono"/>
-          <w:color w:val="000000"/>
-          <w:sz w:val="19"/>
-          <w:szCs w:val="19"/>
-          <w:highlight w:val="white"/>
-          <w:lang w:val="en-US"/>
-        </w:rPr>
-        <w:t xml:space="preserve"> i = 0; i &lt; str.Length - 1; i++)</w:t>
-      </w:r>
+          <w:sz w:val="28"/>
+          <w:szCs w:val="28"/>
+        </w:rPr>
+      </w:pPr>
     </w:p>
     <w:p>
       <w:pPr>
-        <w:autoSpaceDE w:val="0"/>
-        <w:autoSpaceDN w:val="0"/>
-        <w:adjustRightInd w:val="0"/>
         <w:ind w:left="567"/>
         <w:rPr>
-          <w:rFonts w:ascii="Cascadia Mono" w:hAnsi="Cascadia Mono" w:cs="Cascadia Mono"/>
-          <w:color w:val="000000"/>
-          <w:sz w:val="19"/>
-          <w:szCs w:val="19"/>
-          <w:highlight w:val="white"/>
-          <w:lang w:val="en-US"/>
-        </w:rPr>
-      </w:pPr>
-      <w:r>
-        <w:rPr>
-          <w:rFonts w:ascii="Cascadia Mono" w:hAnsi="Cascadia Mono" w:cs="Cascadia Mono"/>
-          <w:color w:val="000000"/>
-          <w:sz w:val="19"/>
-          <w:szCs w:val="19"/>
-          <w:highlight w:val="white"/>
-          <w:lang w:val="en-US"/>
-        </w:rPr>
-        <w:t>{</w:t>
-      </w:r>
+          <w:sz w:val="28"/>
+          <w:szCs w:val="28"/>
+        </w:rPr>
+      </w:pPr>
     </w:p>
     <w:p>
       <w:pPr>
-        <w:autoSpaceDE w:val="0"/>
-        <w:autoSpaceDN w:val="0"/>
-        <w:adjustRightInd w:val="0"/>
         <w:ind w:left="567"/>
         <w:rPr>
-          <w:rFonts w:ascii="Cascadia Mono" w:hAnsi="Cascadia Mono" w:cs="Cascadia Mono"/>
-          <w:color w:val="000000"/>
-          <w:sz w:val="19"/>
-          <w:szCs w:val="19"/>
-          <w:highlight w:val="white"/>
-          <w:lang w:val="en-US"/>
-        </w:rPr>
-      </w:pPr>
-      <w:r>
-        <w:rPr>
-          <w:rFonts w:ascii="Cascadia Mono" w:hAnsi="Cascadia Mono" w:cs="Cascadia Mono"/>
-          <w:color w:val="000000"/>
-          <w:sz w:val="19"/>
-          <w:szCs w:val="19"/>
-          <w:highlight w:val="white"/>
-          <w:lang w:val="en-US"/>
-        </w:rPr>
-        <w:t xml:space="preserve">    </w:t>
-      </w:r>
-      <w:r>
-        <w:rPr>
-          <w:rFonts w:ascii="Cascadia Mono" w:hAnsi="Cascadia Mono" w:cs="Cascadia Mono"/>
-          <w:color w:val="0000FF"/>
-          <w:sz w:val="19"/>
-          <w:szCs w:val="19"/>
-          <w:highlight w:val="white"/>
-          <w:lang w:val="en-US"/>
-        </w:rPr>
-        <w:t>if</w:t>
-      </w:r>
-      <w:r>
-        <w:rPr>
-          <w:rFonts w:ascii="Cascadia Mono" w:hAnsi="Cascadia Mono" w:cs="Cascadia Mono"/>
-          <w:color w:val="000000"/>
-          <w:sz w:val="19"/>
-          <w:szCs w:val="19"/>
-          <w:highlight w:val="white"/>
-          <w:lang w:val="en-US"/>
-        </w:rPr>
-        <w:t xml:space="preserve"> (str[i] == str[i + 1])</w:t>
-      </w:r>
+          <w:sz w:val="28"/>
+          <w:szCs w:val="28"/>
+        </w:rPr>
+      </w:pPr>
     </w:p>
     <w:p>
       <w:pPr>
-        <w:autoSpaceDE w:val="0"/>
-        <w:autoSpaceDN w:val="0"/>
-        <w:adjustRightInd w:val="0"/>
         <w:ind w:left="567"/>
         <w:rPr>
-          <w:rFonts w:ascii="Cascadia Mono" w:hAnsi="Cascadia Mono" w:cs="Cascadia Mono"/>
-          <w:color w:val="000000"/>
-          <w:sz w:val="19"/>
-          <w:szCs w:val="19"/>
-          <w:highlight w:val="white"/>
-        </w:rPr>
-      </w:pPr>
-      <w:r>
-        <w:rPr>
-          <w:rFonts w:ascii="Cascadia Mono" w:hAnsi="Cascadia Mono" w:cs="Cascadia Mono"/>
-          <w:color w:val="000000"/>
-          <w:sz w:val="19"/>
-          <w:szCs w:val="19"/>
-          <w:highlight w:val="white"/>
-          <w:lang w:val="en-US"/>
-        </w:rPr>
-        <w:t xml:space="preserve">    </w:t>
-      </w:r>
-      <w:r>
-        <w:rPr>
-          <w:rFonts w:ascii="Cascadia Mono" w:hAnsi="Cascadia Mono" w:cs="Cascadia Mono"/>
-          <w:color w:val="000000"/>
-          <w:sz w:val="19"/>
-          <w:szCs w:val="19"/>
-          <w:highlight w:val="white"/>
-        </w:rPr>
-        <w:t>{</w:t>
-      </w:r>
+          <w:sz w:val="28"/>
+          <w:szCs w:val="28"/>
+        </w:rPr>
+      </w:pPr>
     </w:p>
     <w:p>
       <w:pPr>
-        <w:autoSpaceDE w:val="0"/>
-        <w:autoSpaceDN w:val="0"/>
-        <w:adjustRightInd w:val="0"/>
         <w:ind w:left="567"/>
         <w:rPr>
-          <w:rFonts w:ascii="Cascadia Mono" w:hAnsi="Cascadia Mono" w:cs="Cascadia Mono"/>
-          <w:color w:val="000000"/>
-          <w:sz w:val="19"/>
-          <w:szCs w:val="19"/>
-          <w:highlight w:val="white"/>
-        </w:rPr>
-      </w:pPr>
-      <w:r>
-        <w:rPr>
-          <w:rFonts w:ascii="Cascadia Mono" w:hAnsi="Cascadia Mono" w:cs="Cascadia Mono"/>
-          <w:color w:val="000000"/>
-          <w:sz w:val="19"/>
-          <w:szCs w:val="19"/>
-          <w:highlight w:val="white"/>
-        </w:rPr>
-        <w:t xml:space="preserve">        pairs++;</w:t>
-      </w:r>
+          <w:sz w:val="28"/>
+          <w:szCs w:val="28"/>
+        </w:rPr>
+      </w:pPr>
     </w:p>
     <w:p>
       <w:pPr>
-        <w:autoSpaceDE w:val="0"/>
-        <w:autoSpaceDN w:val="0"/>
-        <w:adjustRightInd w:val="0"/>
         <w:ind w:left="567"/>
         <w:rPr>
-          <w:rFonts w:ascii="Cascadia Mono" w:hAnsi="Cascadia Mono" w:cs="Cascadia Mono"/>
-          <w:color w:val="000000"/>
-          <w:sz w:val="19"/>
-          <w:szCs w:val="19"/>
-          <w:highlight w:val="white"/>
-        </w:rPr>
-      </w:pPr>
-      <w:r>
-        <w:rPr>
-          <w:rFonts w:ascii="Cascadia Mono" w:hAnsi="Cascadia Mono" w:cs="Cascadia Mono"/>
-          <w:color w:val="000000"/>
-          <w:sz w:val="19"/>
-          <w:szCs w:val="19"/>
-          <w:highlight w:val="white"/>
-        </w:rPr>
-        <w:t xml:space="preserve">    }</w:t>
-      </w:r>
-    </w:p>
-    <w:p>
-      <w:pPr>
-        <w:autoSpaceDE w:val="0"/>
-        <w:autoSpaceDN w:val="0"/>
-        <w:adjustRightInd w:val="0"/>
-        <w:ind w:left="567"/>
-        <w:rPr>
-          <w:rFonts w:ascii="Cascadia Mono" w:hAnsi="Cascadia Mono" w:cs="Cascadia Mono"/>
-          <w:color w:val="000000"/>
-          <w:sz w:val="19"/>
-          <w:szCs w:val="19"/>
-          <w:highlight w:val="white"/>
-        </w:rPr>
-      </w:pPr>
-      <w:r>
-        <w:rPr>
-          <w:rFonts w:ascii="Cascadia Mono" w:hAnsi="Cascadia Mono" w:cs="Cascadia Mono"/>
-          <w:color w:val="000000"/>
-          <w:sz w:val="19"/>
-          <w:szCs w:val="19"/>
-          <w:highlight w:val="white"/>
-        </w:rPr>
-        <w:t>}</w:t>
-      </w:r>
-    </w:p>
-    <w:p>
-      <w:pPr>
-        <w:autoSpaceDE w:val="0"/>
-        <w:autoSpaceDN w:val="0"/>
-        <w:adjustRightInd w:val="0"/>
-        <w:ind w:left="567"/>
-        <w:rPr>
-          <w:rFonts w:ascii="Cascadia Mono" w:hAnsi="Cascadia Mono" w:cs="Cascadia Mono"/>
-          <w:color w:val="000000"/>
-          <w:sz w:val="19"/>
-          <w:szCs w:val="19"/>
-          <w:highlight w:val="white"/>
-          <w:lang w:val="en-US"/>
-        </w:rPr>
-      </w:pPr>
-      <w:r>
-        <w:rPr>
-          <w:rFonts w:ascii="Cascadia Mono" w:hAnsi="Cascadia Mono" w:cs="Cascadia Mono"/>
-          <w:color w:val="2B91AF"/>
-          <w:sz w:val="19"/>
-          <w:szCs w:val="19"/>
-          <w:highlight w:val="white"/>
-        </w:rPr>
-        <w:t>Console</w:t>
-      </w:r>
-      <w:r>
-        <w:rPr>
-          <w:rFonts w:ascii="Cascadia Mono" w:hAnsi="Cascadia Mono" w:cs="Cascadia Mono"/>
-          <w:color w:val="000000"/>
-          <w:sz w:val="19"/>
-          <w:szCs w:val="19"/>
-          <w:highlight w:val="white"/>
-        </w:rPr>
-        <w:t>.WriteLine(pairs);</w:t>
-      </w:r>
-    </w:p>
-    <w:p>
-      <w:pPr>
-        <w:autoSpaceDE w:val="0"/>
-        <w:autoSpaceDN w:val="0"/>
-        <w:adjustRightInd w:val="0"/>
-        <w:ind w:left="709"/>
-        <w:rPr>
-          <w:rFonts w:ascii="Cascadia Mono" w:hAnsi="Cascadia Mono" w:cs="Cascadia Mono"/>
-          <w:color w:val="000000"/>
-          <w:sz w:val="19"/>
-          <w:szCs w:val="19"/>
-          <w:highlight w:val="white"/>
-          <w:lang w:val="en-US"/>
-        </w:rPr>
-      </w:pPr>
-    </w:p>
-    <w:p>
-      <w:pPr>
-        <w:autoSpaceDE w:val="0"/>
-        <w:autoSpaceDN w:val="0"/>
-        <w:adjustRightInd w:val="0"/>
-        <w:ind w:left="709"/>
-        <w:rPr>
-          <w:rFonts w:ascii="Cascadia Mono" w:hAnsi="Cascadia Mono" w:cs="Cascadia Mono"/>
-          <w:color w:val="000000"/>
-          <w:sz w:val="19"/>
-          <w:szCs w:val="19"/>
-          <w:highlight w:val="white"/>
-        </w:rPr>
-      </w:pPr>
-    </w:p>
-    <w:p>
-      <w:pPr>
-        <w:autoSpaceDE w:val="0"/>
-        <w:autoSpaceDN w:val="0"/>
-        <w:adjustRightInd w:val="0"/>
-        <w:ind w:left="709"/>
-        <w:rPr>
-          <w:rFonts w:ascii="Cascadia Mono" w:hAnsi="Cascadia Mono" w:cs="Cascadia Mono"/>
-          <w:color w:val="000000"/>
-          <w:sz w:val="19"/>
-          <w:szCs w:val="19"/>
-          <w:highlight w:val="white"/>
-          <w:lang w:val="en-US"/>
-        </w:rPr>
-      </w:pPr>
-      <w:r>
-        <w:rPr>
-          <w:rFonts w:ascii="Cascadia Mono" w:hAnsi="Cascadia Mono" w:cs="Cascadia Mono"/>
-          <w:color w:val="000000"/>
-          <w:sz w:val="19"/>
-          <w:szCs w:val="19"/>
-          <w:highlight w:val="white"/>
-          <w:lang w:val="en-US"/>
-        </w:rPr>
-        <w:t xml:space="preserve">            </w:t>
-      </w:r>
-    </w:p>
-    <w:p>
-      <w:pPr>
-        <w:ind w:left="567"/>
-        <w:rPr>
-          <w:sz w:val="28"/>
-          <w:szCs w:val="28"/>
-        </w:rPr>
-      </w:pPr>
-    </w:p>
-    <w:p>
-      <w:pPr>
-        <w:ind w:left="567"/>
-        <w:rPr>
-          <w:sz w:val="28"/>
-          <w:szCs w:val="28"/>
-        </w:rPr>
-      </w:pPr>
-    </w:p>
-    <w:p>
-      <w:pPr>
-        <w:ind w:left="567"/>
-        <w:rPr>
-          <w:sz w:val="28"/>
-          <w:szCs w:val="28"/>
-        </w:rPr>
-      </w:pPr>
-    </w:p>
-    <w:p>
-      <w:pPr>
-        <w:ind w:left="567"/>
-        <w:rPr>
-          <w:sz w:val="28"/>
-          <w:szCs w:val="28"/>
-        </w:rPr>
-      </w:pPr>
-    </w:p>
-    <w:p>
-      <w:pPr>
-        <w:ind w:left="567"/>
-        <w:rPr>
-          <w:sz w:val="28"/>
-          <w:szCs w:val="28"/>
-        </w:rPr>
-      </w:pPr>
-    </w:p>
-    <w:p>
-      <w:pPr>
-        <w:ind w:left="567"/>
-        <w:rPr>
-          <w:sz w:val="28"/>
-          <w:szCs w:val="28"/>
-        </w:rPr>
-      </w:pPr>
-    </w:p>
-    <w:p>
-      <w:pPr>
-        <w:ind w:left="567"/>
-        <w:rPr>
-          <w:sz w:val="28"/>
-          <w:szCs w:val="28"/>
-        </w:rPr>
-      </w:pPr>
-    </w:p>
-    <w:p>
-      <w:pPr>
-        <w:ind w:left="567"/>
-        <w:rPr>
-          <w:sz w:val="28"/>
-          <w:szCs w:val="28"/>
-        </w:rPr>
-      </w:pPr>
-    </w:p>
-    <w:p>
-      <w:pPr>
-        <w:ind w:left="567"/>
-        <w:rPr>
-          <w:sz w:val="28"/>
-          <w:szCs w:val="28"/>
-        </w:rPr>
-      </w:pPr>
-      <w:r>
-        <w:rPr>
-          <w:sz w:val="28"/>
-          <w:szCs w:val="28"/>
-        </w:rPr>
-        <w:lastRenderedPageBreak/>
+          <w:sz w:val="28"/>
+          <w:szCs w:val="28"/>
+        </w:rPr>
+      </w:pPr>
+      <w:r>
+        <w:rPr>
+          <w:sz w:val="28"/>
+          <w:szCs w:val="28"/>
+        </w:rPr>
         <w:t>Таблица</w:t>
       </w:r>
       <w:r>
@@ -1588,6 +2009,7 @@
                 <w:szCs w:val="28"/>
               </w:rPr>
             </w:pPr>
+            <w:proofErr w:type="spellStart"/>
             <w:r>
               <w:rPr>
                 <w:rFonts w:ascii="Cascadia Mono" w:hAnsi="Cascadia Mono" w:cs="Cascadia Mono"/>
@@ -1598,6 +2020,7 @@
               </w:rPr>
               <w:t>string</w:t>
             </w:r>
+            <w:proofErr w:type="spellEnd"/>
             <w:r>
               <w:rPr>
                 <w:rFonts w:ascii="Cascadia Mono" w:hAnsi="Cascadia Mono" w:cs="Cascadia Mono"/>
@@ -1606,7 +2029,29 @@
                 <w:szCs w:val="19"/>
                 <w:highlight w:val="white"/>
               </w:rPr>
-              <w:t xml:space="preserve"> str = </w:t>
+              <w:t xml:space="preserve"> </w:t>
+            </w:r>
+            <w:proofErr w:type="spellStart"/>
+            <w:r>
+              <w:rPr>
+                <w:rFonts w:ascii="Cascadia Mono" w:hAnsi="Cascadia Mono" w:cs="Cascadia Mono"/>
+                <w:color w:val="000000"/>
+                <w:sz w:val="19"/>
+                <w:szCs w:val="19"/>
+                <w:highlight w:val="white"/>
+              </w:rPr>
+              <w:t>str</w:t>
+            </w:r>
+            <w:proofErr w:type="spellEnd"/>
+            <w:r>
+              <w:rPr>
+                <w:rFonts w:ascii="Cascadia Mono" w:hAnsi="Cascadia Mono" w:cs="Cascadia Mono"/>
+                <w:color w:val="000000"/>
+                <w:sz w:val="19"/>
+                <w:szCs w:val="19"/>
+                <w:highlight w:val="white"/>
+              </w:rPr>
+              <w:t xml:space="preserve"> = </w:t>
             </w:r>
             <w:r>
               <w:rPr>
@@ -1616,7 +2061,29 @@
                 <w:szCs w:val="19"/>
                 <w:highlight w:val="white"/>
               </w:rPr>
-              <w:t>"aabbccdd"</w:t>
+              <w:t>"</w:t>
+            </w:r>
+            <w:proofErr w:type="spellStart"/>
+            <w:r>
+              <w:rPr>
+                <w:rFonts w:ascii="Cascadia Mono" w:hAnsi="Cascadia Mono" w:cs="Cascadia Mono"/>
+                <w:color w:val="A31515"/>
+                <w:sz w:val="19"/>
+                <w:szCs w:val="19"/>
+                <w:highlight w:val="white"/>
+              </w:rPr>
+              <w:t>aabbccdd</w:t>
+            </w:r>
+            <w:proofErr w:type="spellEnd"/>
+            <w:r>
+              <w:rPr>
+                <w:rFonts w:ascii="Cascadia Mono" w:hAnsi="Cascadia Mono" w:cs="Cascadia Mono"/>
+                <w:color w:val="A31515"/>
+                <w:sz w:val="19"/>
+                <w:szCs w:val="19"/>
+                <w:highlight w:val="white"/>
+              </w:rPr>
+              <w:t>"</w:t>
             </w:r>
             <w:r>
               <w:rPr>
@@ -1835,6 +2302,7 @@
         <w:rPr>
           <w:sz w:val="28"/>
           <w:szCs w:val="28"/>
+          <w:lang w:val="en-US"/>
         </w:rPr>
       </w:pPr>
       <w:r>
@@ -1848,6 +2316,7 @@
         <w:rPr>
           <w:sz w:val="28"/>
           <w:szCs w:val="28"/>
+          <w:lang w:val="en-US"/>
         </w:rPr>
         <w:t xml:space="preserve"> </w:t>
       </w:r>
@@ -1862,6 +2331,7 @@
         <w:rPr>
           <w:sz w:val="28"/>
           <w:szCs w:val="28"/>
+          <w:lang w:val="en-US"/>
         </w:rPr>
         <w:t>:</w:t>
       </w:r>
@@ -1881,7 +2351,25 @@
           <w:szCs w:val="28"/>
           <w:lang w:val="en-US"/>
         </w:rPr>
-        <w:t>string str7 = "hello world from csharp";</w:t>
+        <w:t xml:space="preserve">string str7 = "hello world from </w:t>
+      </w:r>
+      <w:proofErr w:type="spellStart"/>
+      <w:r>
+        <w:rPr>
+          <w:sz w:val="28"/>
+          <w:szCs w:val="28"/>
+          <w:lang w:val="en-US"/>
+        </w:rPr>
+        <w:t>csharp</w:t>
+      </w:r>
+      <w:proofErr w:type="spellEnd"/>
+      <w:r>
+        <w:rPr>
+          <w:sz w:val="28"/>
+          <w:szCs w:val="28"/>
+          <w:lang w:val="en-US"/>
+        </w:rPr>
+        <w:t>";</w:t>
       </w:r>
     </w:p>
     <w:p>
@@ -1893,13 +2381,23 @@
           <w:lang w:val="en-US"/>
         </w:rPr>
       </w:pPr>
+      <w:proofErr w:type="gramStart"/>
       <w:r>
         <w:rPr>
           <w:sz w:val="28"/>
           <w:szCs w:val="28"/>
           <w:lang w:val="en-US"/>
         </w:rPr>
-        <w:t>string[] words = str7.Split(' ');</w:t>
+        <w:t>string[</w:t>
+      </w:r>
+      <w:proofErr w:type="gramEnd"/>
+      <w:r>
+        <w:rPr>
+          <w:sz w:val="28"/>
+          <w:szCs w:val="28"/>
+          <w:lang w:val="en-US"/>
+        </w:rPr>
+        <w:t>] words = str7.Split(' ');</w:t>
       </w:r>
     </w:p>
     <w:p>
@@ -1917,7 +2415,81 @@
           <w:szCs w:val="28"/>
           <w:lang w:val="en-US"/>
         </w:rPr>
-        <w:t>for (int i = 0; i &lt; words.Length; i++)</w:t>
+        <w:t xml:space="preserve">for (int </w:t>
+      </w:r>
+      <w:proofErr w:type="spellStart"/>
+      <w:r>
+        <w:rPr>
+          <w:sz w:val="28"/>
+          <w:szCs w:val="28"/>
+          <w:lang w:val="en-US"/>
+        </w:rPr>
+        <w:t>i</w:t>
+      </w:r>
+      <w:proofErr w:type="spellEnd"/>
+      <w:r>
+        <w:rPr>
+          <w:sz w:val="28"/>
+          <w:szCs w:val="28"/>
+          <w:lang w:val="en-US"/>
+        </w:rPr>
+        <w:t xml:space="preserve"> = 0; </w:t>
+      </w:r>
+      <w:proofErr w:type="spellStart"/>
+      <w:r>
+        <w:rPr>
+          <w:sz w:val="28"/>
+          <w:szCs w:val="28"/>
+          <w:lang w:val="en-US"/>
+        </w:rPr>
+        <w:t>i</w:t>
+      </w:r>
+      <w:proofErr w:type="spellEnd"/>
+      <w:r>
+        <w:rPr>
+          <w:sz w:val="28"/>
+          <w:szCs w:val="28"/>
+          <w:lang w:val="en-US"/>
+        </w:rPr>
+        <w:t xml:space="preserve"> &lt; </w:t>
+      </w:r>
+      <w:proofErr w:type="spellStart"/>
+      <w:proofErr w:type="gramStart"/>
+      <w:r>
+        <w:rPr>
+          <w:sz w:val="28"/>
+          <w:szCs w:val="28"/>
+          <w:lang w:val="en-US"/>
+        </w:rPr>
+        <w:t>words.Length</w:t>
+      </w:r>
+      <w:proofErr w:type="spellEnd"/>
+      <w:proofErr w:type="gramEnd"/>
+      <w:r>
+        <w:rPr>
+          <w:sz w:val="28"/>
+          <w:szCs w:val="28"/>
+          <w:lang w:val="en-US"/>
+        </w:rPr>
+        <w:t xml:space="preserve">; </w:t>
+      </w:r>
+      <w:proofErr w:type="spellStart"/>
+      <w:r>
+        <w:rPr>
+          <w:sz w:val="28"/>
+          <w:szCs w:val="28"/>
+          <w:lang w:val="en-US"/>
+        </w:rPr>
+        <w:t>i</w:t>
+      </w:r>
+      <w:proofErr w:type="spellEnd"/>
+      <w:r>
+        <w:rPr>
+          <w:sz w:val="28"/>
+          <w:szCs w:val="28"/>
+          <w:lang w:val="en-US"/>
+        </w:rPr>
+        <w:t>++)</w:t>
       </w:r>
     </w:p>
     <w:p>
@@ -1953,7 +2525,35 @@
           <w:szCs w:val="28"/>
           <w:lang w:val="en-US"/>
         </w:rPr>
-        <w:t xml:space="preserve">    if (words[i].Length &gt; 0)</w:t>
+        <w:t xml:space="preserve">    if (words[</w:t>
+      </w:r>
+      <w:proofErr w:type="spellStart"/>
+      <w:r>
+        <w:rPr>
+          <w:sz w:val="28"/>
+          <w:szCs w:val="28"/>
+          <w:lang w:val="en-US"/>
+        </w:rPr>
+        <w:t>i</w:t>
+      </w:r>
+      <w:proofErr w:type="spellEnd"/>
+      <w:proofErr w:type="gramStart"/>
+      <w:r>
+        <w:rPr>
+          <w:sz w:val="28"/>
+          <w:szCs w:val="28"/>
+          <w:lang w:val="en-US"/>
+        </w:rPr>
+        <w:t>].Length</w:t>
+      </w:r>
+      <w:proofErr w:type="gramEnd"/>
+      <w:r>
+        <w:rPr>
+          <w:sz w:val="28"/>
+          <w:szCs w:val="28"/>
+          <w:lang w:val="en-US"/>
+        </w:rPr>
+        <w:t xml:space="preserve"> &gt; 0)</w:t>
       </w:r>
     </w:p>
     <w:p>
@@ -1989,7 +2589,81 @@
           <w:szCs w:val="28"/>
           <w:lang w:val="en-US"/>
         </w:rPr>
-        <w:t xml:space="preserve">        words[i] = char.ToUpper(words[i][0]) + words[i].Substring(1);</w:t>
+        <w:t xml:space="preserve">        words[</w:t>
+      </w:r>
+      <w:proofErr w:type="spellStart"/>
+      <w:r>
+        <w:rPr>
+          <w:sz w:val="28"/>
+          <w:szCs w:val="28"/>
+          <w:lang w:val="en-US"/>
+        </w:rPr>
+        <w:t>i</w:t>
+      </w:r>
+      <w:proofErr w:type="spellEnd"/>
+      <w:r>
+        <w:rPr>
+          <w:sz w:val="28"/>
+          <w:szCs w:val="28"/>
+          <w:lang w:val="en-US"/>
+        </w:rPr>
+        <w:t xml:space="preserve">] = </w:t>
+      </w:r>
+      <w:proofErr w:type="spellStart"/>
+      <w:proofErr w:type="gramStart"/>
+      <w:r>
+        <w:rPr>
+          <w:sz w:val="28"/>
+          <w:szCs w:val="28"/>
+          <w:lang w:val="en-US"/>
+        </w:rPr>
+        <w:t>char.ToUpper</w:t>
+      </w:r>
+      <w:proofErr w:type="spellEnd"/>
+      <w:proofErr w:type="gramEnd"/>
+      <w:r>
+        <w:rPr>
+          <w:sz w:val="28"/>
+          <w:szCs w:val="28"/>
+          <w:lang w:val="en-US"/>
+        </w:rPr>
+        <w:t>(words[</w:t>
+      </w:r>
+      <w:proofErr w:type="spellStart"/>
+      <w:r>
+        <w:rPr>
+          <w:sz w:val="28"/>
+          <w:szCs w:val="28"/>
+          <w:lang w:val="en-US"/>
+        </w:rPr>
+        <w:t>i</w:t>
+      </w:r>
+      <w:proofErr w:type="spellEnd"/>
+      <w:r>
+        <w:rPr>
+          <w:sz w:val="28"/>
+          <w:szCs w:val="28"/>
+          <w:lang w:val="en-US"/>
+        </w:rPr>
+        <w:t>][0]) + words[</w:t>
+      </w:r>
+      <w:proofErr w:type="spellStart"/>
+      <w:r>
+        <w:rPr>
+          <w:sz w:val="28"/>
+          <w:szCs w:val="28"/>
+          <w:lang w:val="en-US"/>
+        </w:rPr>
+        <w:t>i</w:t>
+      </w:r>
+      <w:proofErr w:type="spellEnd"/>
+      <w:r>
+        <w:rPr>
+          <w:sz w:val="28"/>
+          <w:szCs w:val="28"/>
+          <w:lang w:val="en-US"/>
+        </w:rPr>
+        <w:t>].Substring(1);</w:t>
       </w:r>
     </w:p>
     <w:p>
@@ -2043,7 +2717,27 @@
           <w:szCs w:val="28"/>
           <w:lang w:val="en-US"/>
         </w:rPr>
-        <w:t>string result = string.Join(" ", words);</w:t>
+        <w:t xml:space="preserve">string result = </w:t>
+      </w:r>
+      <w:proofErr w:type="spellStart"/>
+      <w:proofErr w:type="gramStart"/>
+      <w:r>
+        <w:rPr>
+          <w:sz w:val="28"/>
+          <w:szCs w:val="28"/>
+          <w:lang w:val="en-US"/>
+        </w:rPr>
+        <w:t>string.Join</w:t>
+      </w:r>
+      <w:proofErr w:type="spellEnd"/>
+      <w:proofErr w:type="gramEnd"/>
+      <w:r>
+        <w:rPr>
+          <w:sz w:val="28"/>
+          <w:szCs w:val="28"/>
+          <w:lang w:val="en-US"/>
+        </w:rPr>
+        <w:t>(" ", words);</w:t>
       </w:r>
     </w:p>
     <w:p>
@@ -2054,12 +2748,37 @@
           <w:szCs w:val="28"/>
         </w:rPr>
       </w:pPr>
-      <w:r>
-        <w:rPr>
-          <w:sz w:val="28"/>
-          <w:szCs w:val="28"/>
-        </w:rPr>
-        <w:t>Console.WriteLine(result);</w:t>
+      <w:proofErr w:type="spellStart"/>
+      <w:r>
+        <w:rPr>
+          <w:sz w:val="28"/>
+          <w:szCs w:val="28"/>
+        </w:rPr>
+        <w:t>Console.WriteLine</w:t>
+      </w:r>
+      <w:proofErr w:type="spellEnd"/>
+      <w:r>
+        <w:rPr>
+          <w:sz w:val="28"/>
+          <w:szCs w:val="28"/>
+        </w:rPr>
+        <w:t>(</w:t>
+      </w:r>
+      <w:proofErr w:type="spellStart"/>
+      <w:r>
+        <w:rPr>
+          <w:sz w:val="28"/>
+          <w:szCs w:val="28"/>
+        </w:rPr>
+        <w:t>result</w:t>
+      </w:r>
+      <w:proofErr w:type="spellEnd"/>
+      <w:r>
+        <w:rPr>
+          <w:sz w:val="28"/>
+          <w:szCs w:val="28"/>
+        </w:rPr>
+        <w:t>);</w:t>
       </w:r>
       <w:r>
         <w:rPr>
@@ -2226,10 +2945,9 @@
             </w:pPr>
             <w:r>
               <w:rPr>
-                <w:rFonts w:ascii="Cascadia Mono" w:hAnsi="Cascadia Mono" w:cs="Cascadia Mono"/>
                 <w:color w:val="0000FF"/>
-                <w:sz w:val="19"/>
-                <w:szCs w:val="19"/>
+                <w:sz w:val="28"/>
+                <w:szCs w:val="28"/>
                 <w:highlight w:val="white"/>
                 <w:lang w:val="en-US"/>
               </w:rPr>
@@ -2237,10 +2955,9 @@
             </w:r>
             <w:r>
               <w:rPr>
-                <w:rFonts w:ascii="Cascadia Mono" w:hAnsi="Cascadia Mono" w:cs="Cascadia Mono"/>
                 <w:color w:val="000000"/>
-                <w:sz w:val="19"/>
-                <w:szCs w:val="19"/>
+                <w:sz w:val="28"/>
+                <w:szCs w:val="28"/>
                 <w:highlight w:val="white"/>
                 <w:lang w:val="en-US"/>
               </w:rPr>
@@ -2248,10 +2965,9 @@
             </w:r>
             <w:r>
               <w:rPr>
-                <w:rFonts w:ascii="Cascadia Mono" w:hAnsi="Cascadia Mono" w:cs="Cascadia Mono"/>
                 <w:color w:val="A31515"/>
-                <w:sz w:val="19"/>
-                <w:szCs w:val="19"/>
+                <w:sz w:val="28"/>
+                <w:szCs w:val="28"/>
                 <w:highlight w:val="white"/>
                 <w:lang w:val="en-US"/>
               </w:rPr>
@@ -2259,10 +2975,9 @@
             </w:r>
             <w:r>
               <w:rPr>
-                <w:rFonts w:ascii="Cascadia Mono" w:hAnsi="Cascadia Mono" w:cs="Cascadia Mono"/>
                 <w:color w:val="000000"/>
-                <w:sz w:val="19"/>
-                <w:szCs w:val="19"/>
+                <w:sz w:val="28"/>
+                <w:szCs w:val="28"/>
                 <w:highlight w:val="white"/>
                 <w:lang w:val="en-US"/>
               </w:rPr>
@@ -2285,98 +3000,41 @@
             </w:pPr>
             <w:r>
               <w:rPr>
-                <w:rFonts w:ascii="Cascadia Mono" w:hAnsi="Cascadia Mono" w:cs="Cascadia Mono"/>
                 <w:color w:val="A31515"/>
-                <w:sz w:val="19"/>
-                <w:szCs w:val="19"/>
+                <w:sz w:val="28"/>
+                <w:szCs w:val="28"/>
                 <w:highlight w:val="white"/>
                 <w:lang w:val="en-US"/>
               </w:rPr>
-              <w:t>H</w:t>
+              <w:t xml:space="preserve">Hello World </w:t>
+            </w:r>
+            <w:proofErr w:type="gramStart"/>
+            <w:r>
+              <w:rPr>
+                <w:color w:val="A31515"/>
+                <w:sz w:val="28"/>
+                <w:szCs w:val="28"/>
+                <w:highlight w:val="white"/>
+                <w:lang w:val="en-US"/>
+              </w:rPr>
+              <w:t>From</w:t>
+            </w:r>
+            <w:proofErr w:type="gramEnd"/>
+            <w:r>
+              <w:rPr>
+                <w:color w:val="A31515"/>
+                <w:sz w:val="28"/>
+                <w:szCs w:val="28"/>
+                <w:highlight w:val="white"/>
+                <w:lang w:val="en-US"/>
+              </w:rPr>
+              <w:t xml:space="preserve"> C#"</w:t>
             </w:r>
             <w:r>
               <w:rPr>
-                <w:rFonts w:ascii="Cascadia Mono" w:hAnsi="Cascadia Mono" w:cs="Cascadia Mono"/>
-                <w:color w:val="A31515"/>
-                <w:sz w:val="19"/>
-                <w:szCs w:val="19"/>
-                <w:highlight w:val="white"/>
-                <w:lang w:val="en-US"/>
-              </w:rPr>
-              <w:t xml:space="preserve">ello </w:t>
-            </w:r>
-            <w:r>
-              <w:rPr>
-                <w:rFonts w:ascii="Cascadia Mono" w:hAnsi="Cascadia Mono" w:cs="Cascadia Mono"/>
-                <w:color w:val="A31515"/>
-                <w:sz w:val="19"/>
-                <w:szCs w:val="19"/>
-                <w:highlight w:val="white"/>
-                <w:lang w:val="en-US"/>
-              </w:rPr>
-              <w:t>W</w:t>
-            </w:r>
-            <w:r>
-              <w:rPr>
-                <w:rFonts w:ascii="Cascadia Mono" w:hAnsi="Cascadia Mono" w:cs="Cascadia Mono"/>
-                <w:color w:val="A31515"/>
-                <w:sz w:val="19"/>
-                <w:szCs w:val="19"/>
-                <w:highlight w:val="white"/>
-                <w:lang w:val="en-US"/>
-              </w:rPr>
-              <w:t>orld</w:t>
-            </w:r>
-            <w:r>
-              <w:rPr>
-                <w:rFonts w:ascii="Cascadia Mono" w:hAnsi="Cascadia Mono" w:cs="Cascadia Mono"/>
-                <w:color w:val="A31515"/>
-                <w:sz w:val="19"/>
-                <w:szCs w:val="19"/>
-                <w:highlight w:val="white"/>
-                <w:lang w:val="en-US"/>
-              </w:rPr>
-              <w:t xml:space="preserve"> F</w:t>
-            </w:r>
-            <w:r>
-              <w:rPr>
-                <w:rFonts w:ascii="Cascadia Mono" w:hAnsi="Cascadia Mono" w:cs="Cascadia Mono"/>
-                <w:color w:val="A31515"/>
-                <w:sz w:val="19"/>
-                <w:szCs w:val="19"/>
-                <w:highlight w:val="white"/>
-                <w:lang w:val="en-US"/>
-              </w:rPr>
-              <w:t xml:space="preserve">rom </w:t>
-            </w:r>
-            <w:r>
-              <w:rPr>
-                <w:rFonts w:ascii="Cascadia Mono" w:hAnsi="Cascadia Mono" w:cs="Cascadia Mono"/>
-                <w:color w:val="A31515"/>
-                <w:sz w:val="19"/>
-                <w:szCs w:val="19"/>
-                <w:highlight w:val="white"/>
-                <w:lang w:val="en-US"/>
-              </w:rPr>
-              <w:t>C</w:t>
-            </w:r>
-            <w:r>
-              <w:rPr>
-                <w:rFonts w:ascii="Cascadia Mono" w:hAnsi="Cascadia Mono" w:cs="Cascadia Mono"/>
-                <w:color w:val="A31515"/>
-                <w:sz w:val="19"/>
-                <w:szCs w:val="19"/>
-                <w:highlight w:val="white"/>
-                <w:lang w:val="en-US"/>
-              </w:rPr>
-              <w:t>#"</w:t>
-            </w:r>
-            <w:r>
-              <w:rPr>
-                <w:rFonts w:ascii="Cascadia Mono" w:hAnsi="Cascadia Mono" w:cs="Cascadia Mono"/>
                 <w:color w:val="000000"/>
-                <w:sz w:val="19"/>
-                <w:szCs w:val="19"/>
+                <w:sz w:val="28"/>
+                <w:szCs w:val="28"/>
                 <w:highlight w:val="white"/>
                 <w:lang w:val="en-US"/>
               </w:rPr>
@@ -2676,7 +3334,7 @@
             </wp:anchor>
           </w:drawing>
         </mc:Choice>
-        <mc:Fallback xmlns:w16sdtfl="http://schemas.microsoft.com/office/word/2024/wordml/sdtformatlock" xmlns:w16du="http://schemas.microsoft.com/office/word/2023/wordml/word16du" xmlns:oel="http://schemas.microsoft.com/office/2019/extlst">
+        <mc:Fallback xmlns:oel="http://schemas.microsoft.com/office/2019/extlst" xmlns:w16du="http://schemas.microsoft.com/office/word/2023/wordml/word16du" xmlns:w16sdtfl="http://schemas.microsoft.com/office/word/2024/wordml/sdtformatlock">
           <w:pict>
             <v:line w14:anchorId="0CC52AD4" id="Line 61" o:spid="_x0000_s1026" style="position:absolute;z-index:251631616;visibility:visible;mso-wrap-style:square;mso-width-percent:0;mso-height-percent:0;mso-wrap-distance-left:9pt;mso-wrap-distance-top:0;mso-wrap-distance-right:9pt;mso-wrap-distance-bottom:0;mso-position-horizontal:absolute;mso-position-horizontal-relative:page;mso-position-vertical:absolute;mso-position-vertical-relative:page;mso-width-percent:0;mso-height-percent:0;mso-width-relative:page;mso-height-relative:page" from="552.85pt,801.75pt" to="581.2pt,801.75pt" o:gfxdata="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" strokeweight="1.5pt">
               <w10:wrap anchorx="page" anchory="page"/>
@@ -2788,7 +3446,7 @@
             </wp:anchor>
           </w:drawing>
         </mc:Choice>
-        <mc:Fallback xmlns:w16sdtfl="http://schemas.microsoft.com/office/word/2024/wordml/sdtformatlock" xmlns:w16du="http://schemas.microsoft.com/office/word/2023/wordml/word16du" xmlns:oel="http://schemas.microsoft.com/office/2019/extlst">
+        <mc:Fallback xmlns:oel="http://schemas.microsoft.com/office/2019/extlst" xmlns:w16du="http://schemas.microsoft.com/office/word/2023/wordml/word16du" xmlns:w16sdtfl="http://schemas.microsoft.com/office/word/2024/wordml/sdtformatlock">
           <w:pict>
             <v:line w14:anchorId="3C067C76" id="Line 63" o:spid="_x0000_s1026" style="position:absolute;z-index:251633664;visibility:visible;mso-wrap-style:square;mso-width-percent:0;mso-height-percent:0;mso-wrap-distance-left:9pt;mso-wrap-distance-top:0;mso-wrap-distance-right:9pt;mso-wrap-distance-bottom:0;mso-position-horizontal:absolute;mso-position-horizontal-relative:page;mso-position-vertical:absolute;mso-position-vertical-relative:page;mso-width-percent:0;mso-height-percent:0;mso-width-relative:page;mso-height-relative:page" from="108.75pt,782.95pt" to="108.75pt,825.45pt" o:gfxdata="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" strokeweight="1.5pt">
               <w10:wrap anchorx="page" anchory="page"/>
@@ -2863,7 +3521,7 @@
             </wp:anchor>
           </w:drawing>
         </mc:Choice>
-        <mc:Fallback xmlns:w16sdtfl="http://schemas.microsoft.com/office/word/2024/wordml/sdtformatlock" xmlns:w16du="http://schemas.microsoft.com/office/word/2023/wordml/word16du" xmlns:oel="http://schemas.microsoft.com/office/2019/extlst">
+        <mc:Fallback xmlns:oel="http://schemas.microsoft.com/office/2019/extlst" xmlns:w16du="http://schemas.microsoft.com/office/word/2023/wordml/word16du" xmlns:w16sdtfl="http://schemas.microsoft.com/office/word/2024/wordml/sdtformatlock">
           <w:pict>
             <v:line w14:anchorId="4B55E2E4" id="Line 62" o:spid="_x0000_s1026" style="position:absolute;z-index:251632640;visibility:visible;mso-wrap-style:square;mso-width-percent:0;mso-height-percent:0;mso-wrap-distance-left:9pt;mso-wrap-distance-top:0;mso-wrap-distance-right:9pt;mso-wrap-distance-bottom:0;mso-position-horizontal:absolute;mso-position-horizontal-relative:page;mso-position-vertical:absolute;mso-position-vertical-relative:page;mso-width-percent:0;mso-height-percent:0;mso-width-relative:page;mso-height-relative:page" from="80.75pt,781.9pt" to="80.75pt,824.4pt" o:gfxdata="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" strokeweight="1.5pt">
               <w10:wrap anchorx="page" anchory="page"/>
@@ -3521,14 +4179,30 @@
                               <w:sz w:val="28"/>
                               <w:szCs w:val="28"/>
                             </w:rPr>
-                            <w:t>УП 5-04-0612-02.41ТП.</w:t>
+                            <w:t>УП 5-04-0612-</w:t>
+                          </w:r>
+                          <w:proofErr w:type="gramStart"/>
+                          <w:r>
+                            <w:rPr>
+                              <w:sz w:val="28"/>
+                              <w:szCs w:val="28"/>
+                            </w:rPr>
+                            <w:t>02.41ТП.</w:t>
                           </w:r>
                           <w:r>
                             <w:rPr>
                               <w:sz w:val="28"/>
                               <w:szCs w:val="28"/>
                             </w:rPr>
-                            <w:t>Ш-5</w:t>
+                            <w:t>Ш</w:t>
+                          </w:r>
+                          <w:proofErr w:type="gramEnd"/>
+                          <w:r>
+                            <w:rPr>
+                              <w:sz w:val="28"/>
+                              <w:szCs w:val="28"/>
+                            </w:rPr>
+                            <w:t>-5</w:t>
                           </w:r>
                           <w:r>
                             <w:rPr>
@@ -3543,7 +4217,14 @@
                               <w:sz w:val="28"/>
                               <w:szCs w:val="28"/>
                             </w:rPr>
-                            <w:t>.25.00</w:t>
+                            <w:t>.25.0</w:t>
+                          </w:r>
+                          <w:r>
+                            <w:rPr>
+                              <w:sz w:val="28"/>
+                              <w:szCs w:val="28"/>
+                            </w:rPr>
+                            <w:t>3</w:t>
                           </w:r>
                         </w:p>
                         <w:p>
@@ -3588,14 +4269,30 @@
                         <w:sz w:val="28"/>
                         <w:szCs w:val="28"/>
                       </w:rPr>
-                      <w:t>УП 5-04-0612-02.41ТП.</w:t>
+                      <w:t>УП 5-04-0612-</w:t>
+                    </w:r>
+                    <w:proofErr w:type="gramStart"/>
+                    <w:r>
+                      <w:rPr>
+                        <w:sz w:val="28"/>
+                        <w:szCs w:val="28"/>
+                      </w:rPr>
+                      <w:t>02.41ТП.</w:t>
                     </w:r>
                     <w:r>
                       <w:rPr>
                         <w:sz w:val="28"/>
                         <w:szCs w:val="28"/>
                       </w:rPr>
-                      <w:t>Ш-5</w:t>
+                      <w:t>Ш</w:t>
+                    </w:r>
+                    <w:proofErr w:type="gramEnd"/>
+                    <w:r>
+                      <w:rPr>
+                        <w:sz w:val="28"/>
+                        <w:szCs w:val="28"/>
+                      </w:rPr>
+                      <w:t>-5</w:t>
                     </w:r>
                     <w:r>
                       <w:rPr>
@@ -3610,7 +4307,14 @@
                         <w:sz w:val="28"/>
                         <w:szCs w:val="28"/>
                       </w:rPr>
-                      <w:t>.25.00</w:t>
+                      <w:t>.25.0</w:t>
+                    </w:r>
+                    <w:r>
+                      <w:rPr>
+                        <w:sz w:val="28"/>
+                        <w:szCs w:val="28"/>
+                      </w:rPr>
+                      <w:t>3</w:t>
                     </w:r>
                   </w:p>
                   <w:p>
@@ -3700,6 +4404,7 @@
                               <w:lang w:val="en-US"/>
                             </w:rPr>
                           </w:pPr>
+                          <w:proofErr w:type="spellStart"/>
                           <w:r>
                             <w:rPr>
                               <w:rFonts w:ascii="ISOCPEUR" w:hAnsi="ISOCPEUR" w:cs="Arial"/>
@@ -3709,6 +4414,7 @@
                             </w:rPr>
                             <w:t>Изм</w:t>
                           </w:r>
+                          <w:proofErr w:type="spellEnd"/>
                           <w:r>
                             <w:rPr>
                               <w:rFonts w:ascii="ISOCPEUR" w:hAnsi="ISOCPEUR" w:cs="Arial"/>
@@ -3753,6 +4459,7 @@
                         <w:lang w:val="en-US"/>
                       </w:rPr>
                     </w:pPr>
+                    <w:proofErr w:type="spellStart"/>
                     <w:r>
                       <w:rPr>
                         <w:rFonts w:ascii="ISOCPEUR" w:hAnsi="ISOCPEUR" w:cs="Arial"/>
@@ -3762,6 +4469,7 @@
                       </w:rPr>
                       <w:t>Изм</w:t>
                     </w:r>
+                    <w:proofErr w:type="spellEnd"/>
                     <w:r>
                       <w:rPr>
                         <w:rFonts w:ascii="ISOCPEUR" w:hAnsi="ISOCPEUR" w:cs="Arial"/>
@@ -4146,7 +4854,7 @@
             </wp:anchor>
           </w:drawing>
         </mc:Choice>
-        <mc:Fallback xmlns:w16sdtfl="http://schemas.microsoft.com/office/word/2024/wordml/sdtformatlock" xmlns:w16du="http://schemas.microsoft.com/office/word/2023/wordml/word16du" xmlns:oel="http://schemas.microsoft.com/office/2019/extlst">
+        <mc:Fallback xmlns:oel="http://schemas.microsoft.com/office/2019/extlst" xmlns:w16du="http://schemas.microsoft.com/office/word/2023/wordml/word16du" xmlns:w16sdtfl="http://schemas.microsoft.com/office/word/2024/wordml/sdtformatlock">
           <w:pict>
             <v:line w14:anchorId="02E89482" id="Line 65" o:spid="_x0000_s1026" style="position:absolute;z-index:251635712;visibility:visible;mso-wrap-style:square;mso-width-percent:0;mso-height-percent:0;mso-wrap-distance-left:9pt;mso-wrap-distance-top:0;mso-wrap-distance-right:9pt;mso-wrap-distance-bottom:0;mso-position-horizontal:absolute;mso-position-horizontal-relative:page;mso-position-vertical:absolute;mso-position-vertical-relative:page;mso-width-percent:0;mso-height-percent:0;mso-width-relative:page;mso-height-relative:page" from="212.65pt,781.9pt" to="212.65pt,824.4pt" o:gfxdata="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" strokeweight="1.5pt">
               <w10:wrap anchorx="page" anchory="page"/>
@@ -4221,7 +4929,7 @@
             </wp:anchor>
           </w:drawing>
         </mc:Choice>
-        <mc:Fallback xmlns:w16sdtfl="http://schemas.microsoft.com/office/word/2024/wordml/sdtformatlock" xmlns:w16du="http://schemas.microsoft.com/office/word/2023/wordml/word16du" xmlns:oel="http://schemas.microsoft.com/office/2019/extlst">
+        <mc:Fallback xmlns:oel="http://schemas.microsoft.com/office/2019/extlst" xmlns:w16du="http://schemas.microsoft.com/office/word/2023/wordml/word16du" xmlns:w16sdtfl="http://schemas.microsoft.com/office/word/2024/wordml/sdtformatlock">
           <w:pict>
             <v:line w14:anchorId="7ECD87DC" id="Line 64" o:spid="_x0000_s1026" style="position:absolute;z-index:251634688;visibility:visible;mso-wrap-style:square;mso-width-percent:0;mso-height-percent:0;mso-wrap-distance-left:9pt;mso-wrap-distance-top:0;mso-wrap-distance-right:9pt;mso-wrap-distance-bottom:0;mso-position-horizontal:absolute;mso-position-horizontal-relative:page;mso-position-vertical:absolute;mso-position-vertical-relative:page;mso-width-percent:0;mso-height-percent:0;mso-width-relative:page;mso-height-relative:page" from="170.1pt,781.9pt" to="170.1pt,824.4pt" o:gfxdata="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" strokeweight="1.5pt">
               <w10:wrap anchorx="page" anchory="page"/>
@@ -4296,7 +5004,7 @@
             </wp:anchor>
           </w:drawing>
         </mc:Choice>
-        <mc:Fallback xmlns:w16sdtfl="http://schemas.microsoft.com/office/word/2024/wordml/sdtformatlock" xmlns:w16du="http://schemas.microsoft.com/office/word/2023/wordml/word16du" xmlns:oel="http://schemas.microsoft.com/office/2019/extlst">
+        <mc:Fallback xmlns:oel="http://schemas.microsoft.com/office/2019/extlst" xmlns:w16du="http://schemas.microsoft.com/office/word/2023/wordml/word16du" xmlns:w16sdtfl="http://schemas.microsoft.com/office/word/2024/wordml/sdtformatlock">
           <w:pict>
             <v:line w14:anchorId="253296AD" id="Line 60" o:spid="_x0000_s1026" style="position:absolute;z-index:251630592;visibility:visible;mso-wrap-style:square;mso-width-percent:0;mso-height-percent:0;mso-wrap-distance-left:9pt;mso-wrap-distance-top:0;mso-wrap-distance-right:9pt;mso-wrap-distance-bottom:0;mso-position-horizontal:absolute;mso-position-horizontal-relative:page;mso-position-vertical:absolute;mso-position-vertical-relative:page;mso-width-percent:0;mso-height-percent:0;mso-width-relative:page;mso-height-relative:page" from="552.85pt,781.9pt" to="552.85pt,824.4pt" o:gfxdata="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" strokeweight="1.5pt">
               <w10:wrap anchorx="page" anchory="page"/>
@@ -4371,7 +5079,7 @@
             </wp:anchor>
           </w:drawing>
         </mc:Choice>
-        <mc:Fallback xmlns:w16sdtfl="http://schemas.microsoft.com/office/word/2024/wordml/sdtformatlock" xmlns:w16du="http://schemas.microsoft.com/office/word/2023/wordml/word16du" xmlns:oel="http://schemas.microsoft.com/office/2019/extlst">
+        <mc:Fallback xmlns:oel="http://schemas.microsoft.com/office/2019/extlst" xmlns:w16du="http://schemas.microsoft.com/office/word/2023/wordml/word16du" xmlns:w16sdtfl="http://schemas.microsoft.com/office/word/2024/wordml/sdtformatlock">
           <w:pict>
             <v:line w14:anchorId="61102493" id="Line 59" o:spid="_x0000_s1026" style="position:absolute;z-index:251629568;visibility:visible;mso-wrap-style:square;mso-width-percent:0;mso-height-percent:0;mso-wrap-distance-left:9pt;mso-wrap-distance-top:0;mso-wrap-distance-right:9pt;mso-wrap-distance-bottom:0;mso-position-horizontal:absolute;mso-position-horizontal-relative:page;mso-position-vertical:absolute;mso-position-vertical-relative:page;mso-width-percent:0;mso-height-percent:0;mso-width-relative:page;mso-height-relative:page" from="56.7pt,810.25pt" to="240.95pt,810.25pt" o:gfxdata="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" strokeweight="1.5pt">
               <w10:wrap anchorx="page" anchory="page"/>
@@ -4446,7 +5154,7 @@
             </wp:anchor>
           </w:drawing>
         </mc:Choice>
-        <mc:Fallback xmlns:w16sdtfl="http://schemas.microsoft.com/office/word/2024/wordml/sdtformatlock" xmlns:w16du="http://schemas.microsoft.com/office/word/2023/wordml/word16du" xmlns:oel="http://schemas.microsoft.com/office/2019/extlst">
+        <mc:Fallback xmlns:oel="http://schemas.microsoft.com/office/2019/extlst" xmlns:w16du="http://schemas.microsoft.com/office/word/2023/wordml/word16du" xmlns:w16sdtfl="http://schemas.microsoft.com/office/word/2024/wordml/sdtformatlock">
           <w:pict>
             <v:line w14:anchorId="7A38F49B" id="Line 58" o:spid="_x0000_s1026" style="position:absolute;z-index:251628544;visibility:visible;mso-wrap-style:square;mso-width-percent:0;mso-height-percent:0;mso-wrap-distance-left:9pt;mso-wrap-distance-top:0;mso-wrap-distance-right:9pt;mso-wrap-distance-bottom:0;mso-position-horizontal:absolute;mso-position-horizontal-relative:page;mso-position-vertical:absolute;mso-position-vertical-relative:page;mso-width-percent:0;mso-height-percent:0;mso-width-relative:page;mso-height-relative:page" from="241pt,781.9pt" to="241pt,824.4pt" o:gfxdata="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" strokeweight="1.5pt">
               <w10:wrap anchorx="page" anchory="page"/>
@@ -4521,7 +5229,7 @@
             </wp:anchor>
           </w:drawing>
         </mc:Choice>
-        <mc:Fallback xmlns:w16sdtfl="http://schemas.microsoft.com/office/word/2024/wordml/sdtformatlock" xmlns:w16du="http://schemas.microsoft.com/office/word/2023/wordml/word16du" xmlns:oel="http://schemas.microsoft.com/office/2019/extlst">
+        <mc:Fallback xmlns:oel="http://schemas.microsoft.com/office/2019/extlst" xmlns:w16du="http://schemas.microsoft.com/office/word/2023/wordml/word16du" xmlns:w16sdtfl="http://schemas.microsoft.com/office/word/2024/wordml/sdtformatlock">
           <w:pict>
             <v:line w14:anchorId="3DDE38CE" id="Line 57" o:spid="_x0000_s1026" style="position:absolute;z-index:251627520;visibility:visible;mso-wrap-style:square;mso-width-percent:0;mso-height-percent:0;mso-wrap-distance-left:9pt;mso-wrap-distance-top:0;mso-wrap-distance-right:9pt;mso-wrap-distance-bottom:0;mso-position-horizontal:absolute;mso-position-horizontal-relative:page;mso-position-vertical:absolute;mso-position-vertical-relative:page;mso-width-percent:0;mso-height-percent:0;mso-width-relative:page;mso-height-relative:page" from="56.7pt,796.05pt" to="240.95pt,796.05pt" o:gfxdata="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">
               <w10:wrap anchorx="page" anchory="page"/>
@@ -4596,7 +5304,7 @@
             </wp:anchor>
           </w:drawing>
         </mc:Choice>
-        <mc:Fallback xmlns:w16sdtfl="http://schemas.microsoft.com/office/word/2024/wordml/sdtformatlock" xmlns:w16du="http://schemas.microsoft.com/office/word/2023/wordml/word16du" xmlns:oel="http://schemas.microsoft.com/office/2019/extlst">
+        <mc:Fallback xmlns:oel="http://schemas.microsoft.com/office/2019/extlst" xmlns:w16du="http://schemas.microsoft.com/office/word/2023/wordml/word16du" xmlns:w16sdtfl="http://schemas.microsoft.com/office/word/2024/wordml/sdtformatlock">
           <w:pict>
             <v:line w14:anchorId="0AE06247" id="Line 56" o:spid="_x0000_s1026" style="position:absolute;z-index:251626496;visibility:visible;mso-wrap-style:square;mso-width-percent:0;mso-height-percent:0;mso-wrap-distance-left:9pt;mso-wrap-distance-top:0;mso-wrap-distance-right:9pt;mso-wrap-distance-bottom:0;mso-position-horizontal:absolute;mso-position-horizontal-relative:page;mso-position-vertical:absolute;mso-position-vertical-relative:page;mso-width-percent:0;mso-height-percent:0;mso-width-relative:page;mso-height-relative:page" from="56.7pt,781.9pt" to="581.1pt,781.9pt" o:gfxdata="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" strokeweight="1.5pt">
               <w10:wrap anchorx="page" anchory="page"/>
@@ -4731,13 +5439,25 @@
                           <w:r>
                             <w:t xml:space="preserve"> </w:t>
                           </w:r>
+                          <w:proofErr w:type="spellStart"/>
+                          <w:proofErr w:type="gramStart"/>
                           <w:r>
                             <w:rPr>
                               <w:rFonts w:ascii="ISOCPEUR" w:hAnsi="ISOCPEUR"/>
                               <w:i/>
                               <w:sz w:val="22"/>
                             </w:rPr>
-                            <w:t>Н.контр.</w:t>
+                            <w:t>Н.контр</w:t>
+                          </w:r>
+                          <w:proofErr w:type="spellEnd"/>
+                          <w:proofErr w:type="gramEnd"/>
+                          <w:r>
+                            <w:rPr>
+                              <w:rFonts w:ascii="ISOCPEUR" w:hAnsi="ISOCPEUR"/>
+                              <w:i/>
+                              <w:sz w:val="22"/>
+                            </w:rPr>
+                            <w:t>.</w:t>
                           </w:r>
                         </w:p>
                       </w:txbxContent>
@@ -4777,13 +5497,25 @@
                     <w:r>
                       <w:t xml:space="preserve"> </w:t>
                     </w:r>
+                    <w:proofErr w:type="spellStart"/>
+                    <w:proofErr w:type="gramStart"/>
                     <w:r>
                       <w:rPr>
                         <w:rFonts w:ascii="ISOCPEUR" w:hAnsi="ISOCPEUR"/>
                         <w:i/>
                         <w:sz w:val="22"/>
                       </w:rPr>
-                      <w:t>Н.контр.</w:t>
+                      <w:t>Н.контр</w:t>
+                    </w:r>
+                    <w:proofErr w:type="spellEnd"/>
+                    <w:proofErr w:type="gramEnd"/>
+                    <w:r>
+                      <w:rPr>
+                        <w:rFonts w:ascii="ISOCPEUR" w:hAnsi="ISOCPEUR"/>
+                        <w:i/>
+                        <w:sz w:val="22"/>
+                      </w:rPr>
+                      <w:t>.</w:t>
                     </w:r>
                   </w:p>
                 </w:txbxContent>
@@ -4905,7 +5637,23 @@
         <w:rFonts w:ascii="GOST type B" w:hAnsi="GOST type B"/>
         <w:i/>
       </w:rPr>
-      <w:t xml:space="preserve"> Консульт.</w:t>
+      <w:t xml:space="preserve"> </w:t>
+    </w:r>
+    <w:proofErr w:type="spellStart"/>
+    <w:r>
+      <w:rPr>
+        <w:rFonts w:ascii="GOST type B" w:hAnsi="GOST type B"/>
+        <w:i/>
+      </w:rPr>
+      <w:t>Консульт</w:t>
+    </w:r>
+    <w:proofErr w:type="spellEnd"/>
+    <w:r>
+      <w:rPr>
+        <w:rFonts w:ascii="GOST type B" w:hAnsi="GOST type B"/>
+        <w:i/>
+      </w:rPr>
+      <w:t>.</w:t>
     </w:r>
   </w:p>
   <w:p>
@@ -5135,7 +5883,7 @@
             </wp:anchor>
           </w:drawing>
         </mc:Choice>
-        <mc:Fallback xmlns:w16sdtfl="http://schemas.microsoft.com/office/word/2024/wordml/sdtformatlock" xmlns:w16du="http://schemas.microsoft.com/office/word/2023/wordml/word16du" xmlns:oel="http://schemas.microsoft.com/office/2019/extlst">
+        <mc:Fallback xmlns:oel="http://schemas.microsoft.com/office/2019/extlst" xmlns:w16du="http://schemas.microsoft.com/office/word/2023/wordml/word16du" xmlns:w16sdtfl="http://schemas.microsoft.com/office/word/2024/wordml/sdtformatlock">
           <w:pict>
             <v:line w14:anchorId="330DE814" id="Line 19" o:spid="_x0000_s1026" style="position:absolute;z-index:251653120;visibility:visible;mso-wrap-style:square;mso-width-percent:0;mso-height-percent:0;mso-wrap-distance-left:9pt;mso-wrap-distance-top:0;mso-wrap-distance-right:9pt;mso-wrap-distance-bottom:0;mso-position-horizontal:absolute;mso-position-horizontal-relative:page;mso-position-vertical:absolute;mso-position-vertical-relative:page;mso-width-percent:0;mso-height-percent:0;mso-width-relative:page;mso-height-relative:page" from="108.6pt,711.85pt" to="108.6pt,825.25pt" o:gfxdata="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" strokeweight="1.5pt">
               <w10:wrap anchorx="page" anchory="page"/>
@@ -5210,7 +5958,7 @@
             </wp:anchor>
           </w:drawing>
         </mc:Choice>
-        <mc:Fallback xmlns:w16sdtfl="http://schemas.microsoft.com/office/word/2024/wordml/sdtformatlock" xmlns:w16du="http://schemas.microsoft.com/office/word/2023/wordml/word16du" xmlns:oel="http://schemas.microsoft.com/office/2019/extlst">
+        <mc:Fallback xmlns:oel="http://schemas.microsoft.com/office/2019/extlst" xmlns:w16du="http://schemas.microsoft.com/office/word/2023/wordml/word16du" xmlns:w16sdtfl="http://schemas.microsoft.com/office/word/2024/wordml/sdtformatlock">
           <w:pict>
             <v:line w14:anchorId="7328E197" id="Line 18" o:spid="_x0000_s1026" style="position:absolute;z-index:251652096;visibility:visible;mso-wrap-style:square;mso-width-percent:0;mso-height-percent:0;mso-wrap-distance-left:9pt;mso-wrap-distance-top:0;mso-wrap-distance-right:9pt;mso-wrap-distance-bottom:0;mso-position-horizontal:absolute;mso-position-horizontal-relative:page;mso-position-vertical:absolute;mso-position-vertical-relative:page;mso-width-percent:0;mso-height-percent:0;mso-width-relative:page;mso-height-relative:page" from="79.75pt,711.85pt" to="79.75pt,754.35pt" o:gfxdata="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" strokeweight="1.5pt">
               <w10:wrap anchorx="page" anchory="page"/>
@@ -5298,8 +6046,19 @@
                               <w:spacing w:val="-20"/>
                               <w:sz w:val="22"/>
                             </w:rPr>
-                            <w:t>№ докум</w:t>
+                            <w:t xml:space="preserve">№ </w:t>
                           </w:r>
+                          <w:proofErr w:type="spellStart"/>
+                          <w:r>
+                            <w:rPr>
+                              <w:rFonts w:ascii="ISOCPEUR" w:hAnsi="ISOCPEUR"/>
+                              <w:i/>
+                              <w:spacing w:val="-20"/>
+                              <w:sz w:val="22"/>
+                            </w:rPr>
+                            <w:t>докум</w:t>
+                          </w:r>
+                          <w:proofErr w:type="spellEnd"/>
                         </w:p>
                       </w:txbxContent>
                     </wps:txbx>
@@ -5340,8 +6099,19 @@
                         <w:spacing w:val="-20"/>
                         <w:sz w:val="22"/>
                       </w:rPr>
-                      <w:t>№ докум</w:t>
+                      <w:t xml:space="preserve">№ </w:t>
                     </w:r>
+                    <w:proofErr w:type="spellStart"/>
+                    <w:r>
+                      <w:rPr>
+                        <w:rFonts w:ascii="ISOCPEUR" w:hAnsi="ISOCPEUR"/>
+                        <w:i/>
+                        <w:spacing w:val="-20"/>
+                        <w:sz w:val="22"/>
+                      </w:rPr>
+                      <w:t>докум</w:t>
+                    </w:r>
+                    <w:proofErr w:type="spellEnd"/>
                   </w:p>
                 </w:txbxContent>
               </v:textbox>
@@ -5533,7 +6303,7 @@
             </wp:anchor>
           </w:drawing>
         </mc:Choice>
-        <mc:Fallback xmlns:w16sdtfl="http://schemas.microsoft.com/office/word/2024/wordml/sdtformatlock" xmlns:w16du="http://schemas.microsoft.com/office/word/2023/wordml/word16du" xmlns:oel="http://schemas.microsoft.com/office/2019/extlst">
+        <mc:Fallback xmlns:oel="http://schemas.microsoft.com/office/2019/extlst" xmlns:w16du="http://schemas.microsoft.com/office/word/2023/wordml/word16du" xmlns:w16sdtfl="http://schemas.microsoft.com/office/word/2024/wordml/sdtformatlock">
           <w:pict>
             <v:line w14:anchorId="5F1C5166" id="Line 116" o:spid="_x0000_s1026" style="position:absolute;z-index:251689984;visibility:visible;mso-wrap-style:square;mso-width-percent:0;mso-height-percent:0;mso-wrap-distance-left:9pt;mso-wrap-distance-top:0;mso-wrap-distance-right:9pt;mso-wrap-distance-bottom:0;mso-position-horizontal:absolute;mso-position-horizontal-relative:page;mso-position-vertical:absolute;mso-position-vertical-relative:page;mso-width-percent:0;mso-height-percent:0;mso-width-relative:page;mso-height-relative:page" from="467.65pt,768.45pt" to="467.65pt,781.65pt" o:gfxdata="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" strokeweight="1.5pt">
               <w10:wrap anchorx="page" anchory="page"/>
@@ -5608,7 +6378,7 @@
             </wp:anchor>
           </w:drawing>
         </mc:Choice>
-        <mc:Fallback xmlns:w16sdtfl="http://schemas.microsoft.com/office/word/2024/wordml/sdtformatlock" xmlns:w16du="http://schemas.microsoft.com/office/word/2023/wordml/word16du" xmlns:oel="http://schemas.microsoft.com/office/2019/extlst">
+        <mc:Fallback xmlns:oel="http://schemas.microsoft.com/office/2019/extlst" xmlns:w16du="http://schemas.microsoft.com/office/word/2023/wordml/word16du" xmlns:w16sdtfl="http://schemas.microsoft.com/office/word/2024/wordml/sdtformatlock">
           <w:pict>
             <v:line w14:anchorId="1408852C" id="Line 115" o:spid="_x0000_s1026" style="position:absolute;z-index:251688960;visibility:visible;mso-wrap-style:square;mso-width-percent:0;mso-height-percent:0;mso-wrap-distance-left:9pt;mso-wrap-distance-top:0;mso-wrap-distance-right:9pt;mso-wrap-distance-bottom:0;mso-position-horizontal:absolute;mso-position-horizontal-relative:page;mso-position-vertical:absolute;mso-position-vertical-relative:page;mso-width-percent:0;mso-height-percent:0;mso-width-relative:page;mso-height-relative:page" from="453pt,767.45pt" to="453pt,782.2pt" o:gfxdata="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" strokeweight="1.5pt">
               <w10:wrap anchorx="page" anchory="page"/>
@@ -5683,7 +6453,7 @@
             </wp:anchor>
           </w:drawing>
         </mc:Choice>
-        <mc:Fallback xmlns:w16sdtfl="http://schemas.microsoft.com/office/word/2024/wordml/sdtformatlock" xmlns:w16du="http://schemas.microsoft.com/office/word/2023/wordml/word16du" xmlns:oel="http://schemas.microsoft.com/office/2019/extlst">
+        <mc:Fallback xmlns:oel="http://schemas.microsoft.com/office/2019/extlst" xmlns:w16du="http://schemas.microsoft.com/office/word/2023/wordml/word16du" xmlns:w16sdtfl="http://schemas.microsoft.com/office/word/2024/wordml/sdtformatlock">
           <w:pict>
             <v:line w14:anchorId="5096899E" id="Line 25" o:spid="_x0000_s1026" style="position:absolute;z-index:251658240;visibility:visible;mso-wrap-style:square;mso-width-percent:0;mso-height-percent:0;mso-wrap-distance-left:9pt;mso-wrap-distance-top:0;mso-wrap-distance-right:9pt;mso-wrap-distance-bottom:0;mso-position-horizontal:absolute;mso-position-horizontal-relative:page;mso-position-vertical:absolute;mso-position-vertical-relative:page;mso-width-percent:0;mso-height-percent:0;mso-width-relative:page;mso-height-relative:page" from="481.9pt,753.5pt" to="481.9pt,781.85pt" o:gfxdata="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" strokeweight="1.5pt">
               <w10:wrap anchorx="page" anchory="page"/>
@@ -6198,13 +6968,23 @@
                             </w:rPr>
                             <w:t xml:space="preserve"> </w:t>
                           </w:r>
+                          <w:proofErr w:type="spellStart"/>
                           <w:r>
                             <w:rPr>
                               <w:rFonts w:ascii="ISOCPEUR" w:hAnsi="ISOCPEUR"/>
                               <w:i/>
                               <w:sz w:val="22"/>
                             </w:rPr>
-                            <w:t>Разраб.</w:t>
+                            <w:t>Разраб</w:t>
+                          </w:r>
+                          <w:proofErr w:type="spellEnd"/>
+                          <w:r>
+                            <w:rPr>
+                              <w:rFonts w:ascii="ISOCPEUR" w:hAnsi="ISOCPEUR"/>
+                              <w:i/>
+                              <w:sz w:val="22"/>
+                            </w:rPr>
+                            <w:t>.</w:t>
                           </w:r>
                         </w:p>
                       </w:txbxContent>
@@ -6245,13 +7025,23 @@
                       </w:rPr>
                       <w:t xml:space="preserve"> </w:t>
                     </w:r>
+                    <w:proofErr w:type="spellStart"/>
                     <w:r>
                       <w:rPr>
                         <w:rFonts w:ascii="ISOCPEUR" w:hAnsi="ISOCPEUR"/>
                         <w:i/>
                         <w:sz w:val="22"/>
                       </w:rPr>
-                      <w:t>Разраб.</w:t>
+                      <w:t>Разраб</w:t>
+                    </w:r>
+                    <w:proofErr w:type="spellEnd"/>
+                    <w:r>
+                      <w:rPr>
+                        <w:rFonts w:ascii="ISOCPEUR" w:hAnsi="ISOCPEUR"/>
+                        <w:i/>
+                        <w:sz w:val="22"/>
+                      </w:rPr>
+                      <w:t>.</w:t>
                     </w:r>
                   </w:p>
                 </w:txbxContent>
@@ -6579,20 +7369,37 @@
                         <w:p>
                           <w:pPr>
                             <w:rPr>
-                              <w:szCs w:val="18"/>
+                              <w:sz w:val="16"/>
+                              <w:szCs w:val="16"/>
                             </w:rPr>
                           </w:pPr>
                           <w:r>
                             <w:rPr>
-                              <w:szCs w:val="18"/>
+                              <w:sz w:val="16"/>
+                              <w:szCs w:val="16"/>
                             </w:rPr>
                             <w:t>Новик</w:t>
                           </w:r>
                           <w:r>
                             <w:rPr>
-                              <w:szCs w:val="18"/>
+                              <w:sz w:val="16"/>
+                              <w:szCs w:val="16"/>
                             </w:rPr>
-                            <w:t xml:space="preserve"> А.И.</w:t>
+                            <w:t xml:space="preserve"> А.</w:t>
+                          </w:r>
+                          <w:r>
+                            <w:rPr>
+                              <w:sz w:val="16"/>
+                              <w:szCs w:val="16"/>
+                            </w:rPr>
+                            <w:t xml:space="preserve"> </w:t>
+                          </w:r>
+                          <w:r>
+                            <w:rPr>
+                              <w:sz w:val="16"/>
+                              <w:szCs w:val="16"/>
+                            </w:rPr>
+                            <w:t>И.</w:t>
                           </w:r>
                         </w:p>
                       </w:txbxContent>
@@ -6620,20 +7427,37 @@
                   <w:p>
                     <w:pPr>
                       <w:rPr>
-                        <w:szCs w:val="18"/>
+                        <w:sz w:val="16"/>
+                        <w:szCs w:val="16"/>
                       </w:rPr>
                     </w:pPr>
                     <w:r>
                       <w:rPr>
-                        <w:szCs w:val="18"/>
+                        <w:sz w:val="16"/>
+                        <w:szCs w:val="16"/>
                       </w:rPr>
                       <w:t>Новик</w:t>
                     </w:r>
                     <w:r>
                       <w:rPr>
-                        <w:szCs w:val="18"/>
+                        <w:sz w:val="16"/>
+                        <w:szCs w:val="16"/>
                       </w:rPr>
-                      <w:t xml:space="preserve"> А.И.</w:t>
+                      <w:t xml:space="preserve"> А.</w:t>
+                    </w:r>
+                    <w:r>
+                      <w:rPr>
+                        <w:sz w:val="16"/>
+                        <w:szCs w:val="16"/>
+                      </w:rPr>
+                      <w:t xml:space="preserve"> </w:t>
+                    </w:r>
+                    <w:r>
+                      <w:rPr>
+                        <w:sz w:val="16"/>
+                        <w:szCs w:val="16"/>
+                      </w:rPr>
+                      <w:t>И.</w:t>
                     </w:r>
                   </w:p>
                 </w:txbxContent>
@@ -6650,7 +7474,7 @@
       <mc:AlternateContent>
         <mc:Choice Requires="wps">
           <w:drawing>
-            <wp:anchor distT="0" distB="0" distL="114300" distR="114300" simplePos="0" relativeHeight="251673600" behindDoc="0" locked="0" layoutInCell="1" allowOverlap="1" wp14:anchorId="4C1FE96A" wp14:editId="5D660B5A">
+            <wp:anchor distT="0" distB="0" distL="114300" distR="114300" simplePos="0" relativeHeight="251673600" behindDoc="0" locked="0" layoutInCell="1" allowOverlap="1" wp14:anchorId="4C1FE96A" wp14:editId="0527E729">
               <wp:simplePos x="0" y="0"/>
               <wp:positionH relativeFrom="column">
                 <wp:posOffset>538480</wp:posOffset>
@@ -6659,7 +7483,7 @@
                 <wp:posOffset>-494665</wp:posOffset>
               </wp:positionV>
               <wp:extent cx="721360" cy="140335"/>
-              <wp:effectExtent l="0" t="635" r="0" b="1905"/>
+              <wp:effectExtent l="0" t="0" r="2540" b="12065"/>
               <wp:wrapNone/>
               <wp:docPr id="529435021" name="Text Box 52"/>
               <wp:cNvGraphicFramePr>
@@ -6708,14 +7532,31 @@
                         <w:p>
                           <w:pPr>
                             <w:rPr>
-                              <w:szCs w:val="22"/>
+                              <w:sz w:val="16"/>
+                              <w:szCs w:val="16"/>
                             </w:rPr>
                           </w:pPr>
                           <w:r>
                             <w:rPr>
-                              <w:szCs w:val="22"/>
+                              <w:sz w:val="16"/>
+                              <w:szCs w:val="16"/>
                             </w:rPr>
                             <w:t>Шаталин</w:t>
+                          </w:r>
+                          <w:r>
+                            <w:rPr>
+                              <w:sz w:val="16"/>
+                              <w:szCs w:val="16"/>
+                              <w:lang w:val="en-US"/>
+                            </w:rPr>
+                            <w:t xml:space="preserve"> </w:t>
+                          </w:r>
+                          <w:r>
+                            <w:rPr>
+                              <w:sz w:val="16"/>
+                              <w:szCs w:val="16"/>
+                            </w:rPr>
+                            <w:t>А. А.</w:t>
                           </w:r>
                         </w:p>
                         <w:p>
@@ -6736,9 +7577,14 @@
                           <w:pPr>
                             <w:rPr>
                               <w:szCs w:val="22"/>
-                              <w:lang w:val="en-US"/>
                             </w:rPr>
                           </w:pPr>
+                          <w:r>
+                            <w:rPr>
+                              <w:szCs w:val="22"/>
+                            </w:rPr>
+                            <w:t>А</w:t>
+                          </w:r>
                         </w:p>
                       </w:txbxContent>
                     </wps:txbx>
@@ -6765,14 +7611,31 @@
                   <w:p>
                     <w:pPr>
                       <w:rPr>
-                        <w:szCs w:val="22"/>
+                        <w:sz w:val="16"/>
+                        <w:szCs w:val="16"/>
                       </w:rPr>
                     </w:pPr>
                     <w:r>
                       <w:rPr>
-                        <w:szCs w:val="22"/>
+                        <w:sz w:val="16"/>
+                        <w:szCs w:val="16"/>
                       </w:rPr>
                       <w:t>Шаталин</w:t>
+                    </w:r>
+                    <w:r>
+                      <w:rPr>
+                        <w:sz w:val="16"/>
+                        <w:szCs w:val="16"/>
+                        <w:lang w:val="en-US"/>
+                      </w:rPr>
+                      <w:t xml:space="preserve"> </w:t>
+                    </w:r>
+                    <w:r>
+                      <w:rPr>
+                        <w:sz w:val="16"/>
+                        <w:szCs w:val="16"/>
+                      </w:rPr>
+                      <w:t>А. А.</w:t>
                     </w:r>
                   </w:p>
                   <w:p>
@@ -6793,9 +7656,14 @@
                     <w:pPr>
                       <w:rPr>
                         <w:szCs w:val="22"/>
-                        <w:lang w:val="en-US"/>
                       </w:rPr>
                     </w:pPr>
+                    <w:r>
+                      <w:rPr>
+                        <w:szCs w:val="22"/>
+                      </w:rPr>
+                      <w:t>А</w:t>
+                    </w:r>
                   </w:p>
                 </w:txbxContent>
               </v:textbox>
@@ -7039,14 +7907,37 @@
                               <w:sz w:val="28"/>
                               <w:szCs w:val="28"/>
                             </w:rPr>
-                            <w:t>УП 5-04-0612-02.41ТП.</w:t>
+                            <w:t>УП 5-04-0612-</w:t>
+                          </w:r>
+                          <w:proofErr w:type="gramStart"/>
+                          <w:r>
+                            <w:rPr>
+                              <w:sz w:val="28"/>
+                              <w:szCs w:val="28"/>
+                            </w:rPr>
+                            <w:t>02.41ТП.</w:t>
                           </w:r>
                           <w:r>
                             <w:rPr>
                               <w:sz w:val="28"/>
                               <w:szCs w:val="28"/>
                             </w:rPr>
-                            <w:t>Ш-59.25.00</w:t>
+                            <w:t>Ш</w:t>
+                          </w:r>
+                          <w:proofErr w:type="gramEnd"/>
+                          <w:r>
+                            <w:rPr>
+                              <w:sz w:val="28"/>
+                              <w:szCs w:val="28"/>
+                            </w:rPr>
+                            <w:t>-59.25.0</w:t>
+                          </w:r>
+                          <w:r>
+                            <w:rPr>
+                              <w:sz w:val="28"/>
+                              <w:szCs w:val="28"/>
+                            </w:rPr>
+                            <w:t>3</w:t>
                           </w:r>
                         </w:p>
                         <w:p>
@@ -7094,14 +7985,37 @@
                         <w:sz w:val="28"/>
                         <w:szCs w:val="28"/>
                       </w:rPr>
-                      <w:t>УП 5-04-0612-02.41ТП.</w:t>
+                      <w:t>УП 5-04-0612-</w:t>
+                    </w:r>
+                    <w:proofErr w:type="gramStart"/>
+                    <w:r>
+                      <w:rPr>
+                        <w:sz w:val="28"/>
+                        <w:szCs w:val="28"/>
+                      </w:rPr>
+                      <w:t>02.41ТП.</w:t>
                     </w:r>
                     <w:r>
                       <w:rPr>
                         <w:sz w:val="28"/>
                         <w:szCs w:val="28"/>
                       </w:rPr>
-                      <w:t>Ш-59.25.00</w:t>
+                      <w:t>Ш</w:t>
+                    </w:r>
+                    <w:proofErr w:type="gramEnd"/>
+                    <w:r>
+                      <w:rPr>
+                        <w:sz w:val="28"/>
+                        <w:szCs w:val="28"/>
+                      </w:rPr>
+                      <w:t>-59.25.0</w:t>
+                    </w:r>
+                    <w:r>
+                      <w:rPr>
+                        <w:sz w:val="28"/>
+                        <w:szCs w:val="28"/>
+                      </w:rPr>
+                      <w:t>3</w:t>
                     </w:r>
                   </w:p>
                   <w:p>
@@ -7576,8 +8490,17 @@
                               <w:sz w:val="28"/>
                               <w:szCs w:val="28"/>
                             </w:rPr>
-                            <w:t>Гродненский ГКТТиД</w:t>
+                            <w:t xml:space="preserve">Гродненский </w:t>
                           </w:r>
+                          <w:proofErr w:type="spellStart"/>
+                          <w:r>
+                            <w:rPr>
+                              <w:sz w:val="28"/>
+                              <w:szCs w:val="28"/>
+                            </w:rPr>
+                            <w:t>ГКТТиД</w:t>
+                          </w:r>
+                          <w:proofErr w:type="spellEnd"/>
                         </w:p>
                         <w:p>
                           <w:pPr>
@@ -7620,8 +8543,17 @@
                         <w:sz w:val="28"/>
                         <w:szCs w:val="28"/>
                       </w:rPr>
-                      <w:t>Гродненский ГКТТиД</w:t>
+                      <w:t xml:space="preserve">Гродненский </w:t>
                     </w:r>
+                    <w:proofErr w:type="spellStart"/>
+                    <w:r>
+                      <w:rPr>
+                        <w:sz w:val="28"/>
+                        <w:szCs w:val="28"/>
+                      </w:rPr>
+                      <w:t>ГКТТиД</w:t>
+                    </w:r>
+                    <w:proofErr w:type="spellEnd"/>
                   </w:p>
                   <w:p>
                     <w:pPr>
@@ -7709,6 +8641,7 @@
                               <w:lang w:val="en-US"/>
                             </w:rPr>
                           </w:pPr>
+                          <w:proofErr w:type="spellStart"/>
                           <w:r>
                             <w:rPr>
                               <w:rFonts w:ascii="ISOCPEUR" w:hAnsi="ISOCPEUR"/>
@@ -7717,6 +8650,7 @@
                             </w:rPr>
                             <w:t>Изм</w:t>
                           </w:r>
+                          <w:proofErr w:type="spellEnd"/>
                           <w:r>
                             <w:rPr>
                               <w:rFonts w:ascii="ISOCPEUR" w:hAnsi="ISOCPEUR"/>
@@ -7759,6 +8693,7 @@
                         <w:lang w:val="en-US"/>
                       </w:rPr>
                     </w:pPr>
+                    <w:proofErr w:type="spellStart"/>
                     <w:r>
                       <w:rPr>
                         <w:rFonts w:ascii="ISOCPEUR" w:hAnsi="ISOCPEUR"/>
@@ -7767,6 +8702,7 @@
                       </w:rPr>
                       <w:t>Изм</w:t>
                     </w:r>
+                    <w:proofErr w:type="spellEnd"/>
                     <w:r>
                       <w:rPr>
                         <w:rFonts w:ascii="ISOCPEUR" w:hAnsi="ISOCPEUR"/>
@@ -8124,7 +9060,7 @@
             </wp:anchor>
           </w:drawing>
         </mc:Choice>
-        <mc:Fallback xmlns:w16sdtfl="http://schemas.microsoft.com/office/word/2024/wordml/sdtformatlock" xmlns:w16du="http://schemas.microsoft.com/office/word/2023/wordml/word16du" xmlns:oel="http://schemas.microsoft.com/office/2019/extlst">
+        <mc:Fallback xmlns:oel="http://schemas.microsoft.com/office/2019/extlst" xmlns:w16du="http://schemas.microsoft.com/office/word/2023/wordml/word16du" xmlns:w16sdtfl="http://schemas.microsoft.com/office/word/2024/wordml/sdtformatlock">
           <w:pict>
             <v:line w14:anchorId="7C69AEE4" id="Line 82" o:spid="_x0000_s1026" style="position:absolute;z-index:251676672;visibility:visible;mso-wrap-style:square;mso-width-percent:0;mso-height-percent:0;mso-wrap-distance-left:9pt;mso-wrap-distance-top:0;mso-wrap-distance-right:9pt;mso-wrap-distance-bottom:0;mso-position-horizontal:absolute;mso-position-horizontal-relative:page;mso-position-vertical:absolute;mso-position-vertical-relative:page;mso-width-percent:0;mso-height-percent:0;mso-width-relative:page;mso-height-relative:page" from="56.7pt,781.85pt" to="240.95pt,781.85pt" o:gfxdata="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">
               <w10:wrap anchorx="page" anchory="page"/>
@@ -8199,7 +9135,7 @@
             </wp:anchor>
           </w:drawing>
         </mc:Choice>
-        <mc:Fallback xmlns:w16sdtfl="http://schemas.microsoft.com/office/word/2024/wordml/sdtformatlock" xmlns:w16du="http://schemas.microsoft.com/office/word/2023/wordml/word16du" xmlns:oel="http://schemas.microsoft.com/office/2019/extlst">
+        <mc:Fallback xmlns:oel="http://schemas.microsoft.com/office/2019/extlst" xmlns:w16du="http://schemas.microsoft.com/office/word/2023/wordml/word16du" xmlns:w16sdtfl="http://schemas.microsoft.com/office/word/2024/wordml/sdtformatlock">
           <w:pict>
             <v:line w14:anchorId="71882A3F" id="Line 77" o:spid="_x0000_s1026" style="position:absolute;z-index:251675648;visibility:visible;mso-wrap-style:square;mso-width-percent:0;mso-height-percent:0;mso-wrap-distance-left:9pt;mso-wrap-distance-top:0;mso-wrap-distance-right:9pt;mso-wrap-distance-bottom:0;mso-position-horizontal:absolute;mso-position-horizontal-relative:page;mso-position-vertical:absolute;mso-position-vertical-relative:page;mso-width-percent:0;mso-height-percent:0;mso-width-relative:page;mso-height-relative:page" from="439.35pt,781.85pt" to="581.1pt,781.85pt" o:gfxdata="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" strokeweight="1.5pt">
               <w10:wrap anchorx="page" anchory="page"/>
@@ -8379,7 +9315,7 @@
             </wp:anchor>
           </w:drawing>
         </mc:Choice>
-        <mc:Fallback xmlns:w16sdtfl="http://schemas.microsoft.com/office/word/2024/wordml/sdtformatlock" xmlns:w16du="http://schemas.microsoft.com/office/word/2023/wordml/word16du" xmlns:oel="http://schemas.microsoft.com/office/2019/extlst">
+        <mc:Fallback xmlns:oel="http://schemas.microsoft.com/office/2019/extlst" xmlns:w16du="http://schemas.microsoft.com/office/word/2023/wordml/word16du" xmlns:w16sdtfl="http://schemas.microsoft.com/office/word/2024/wordml/sdtformatlock">
           <w:pict>
             <v:line w14:anchorId="6EAEB982" id="Line 28" o:spid="_x0000_s1026" style="position:absolute;z-index:251660288;visibility:visible;mso-wrap-style:square;mso-width-percent:0;mso-height-percent:0;mso-wrap-distance-left:9pt;mso-wrap-distance-top:0;mso-wrap-distance-right:9pt;mso-wrap-distance-bottom:0;mso-position-horizontal:absolute;mso-position-horizontal-relative:page;mso-position-vertical:absolute;mso-position-vertical-relative:page;mso-width-percent:0;mso-height-percent:0;mso-width-relative:page;mso-height-relative:page" from="439.25pt,767.7pt" to="581pt,767.7pt" o:gfxdata="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" strokeweight="1.5pt">
               <w10:wrap anchorx="page" anchory="page"/>
@@ -8454,7 +9390,7 @@
             </wp:anchor>
           </w:drawing>
         </mc:Choice>
-        <mc:Fallback xmlns:w16sdtfl="http://schemas.microsoft.com/office/word/2024/wordml/sdtformatlock" xmlns:w16du="http://schemas.microsoft.com/office/word/2023/wordml/word16du" xmlns:oel="http://schemas.microsoft.com/office/2019/extlst">
+        <mc:Fallback xmlns:oel="http://schemas.microsoft.com/office/2019/extlst" xmlns:w16du="http://schemas.microsoft.com/office/word/2023/wordml/word16du" xmlns:w16sdtfl="http://schemas.microsoft.com/office/word/2024/wordml/sdtformatlock">
           <w:pict>
             <v:line w14:anchorId="769F9F19" id="Line 26" o:spid="_x0000_s1026" style="position:absolute;z-index:251659264;visibility:visible;mso-wrap-style:square;mso-width-percent:0;mso-height-percent:0;mso-wrap-distance-left:9pt;mso-wrap-distance-top:0;mso-wrap-distance-right:9pt;mso-wrap-distance-bottom:0;mso-position-horizontal:absolute;mso-position-horizontal-relative:page;mso-position-vertical:absolute;mso-position-vertical-relative:page;mso-width-percent:0;mso-height-percent:0;mso-width-relative:page;mso-height-relative:page" from="524.3pt,753.55pt" to="524.3pt,781.9pt" o:gfxdata="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" strokeweight="1.5pt">
               <w10:wrap anchorx="page" anchory="page"/>
@@ -8529,7 +9465,7 @@
             </wp:anchor>
           </w:drawing>
         </mc:Choice>
-        <mc:Fallback xmlns:w16sdtfl="http://schemas.microsoft.com/office/word/2024/wordml/sdtformatlock" xmlns:w16du="http://schemas.microsoft.com/office/word/2023/wordml/word16du" xmlns:oel="http://schemas.microsoft.com/office/2019/extlst">
+        <mc:Fallback xmlns:oel="http://schemas.microsoft.com/office/2019/extlst" xmlns:w16du="http://schemas.microsoft.com/office/word/2023/wordml/word16du" xmlns:w16sdtfl="http://schemas.microsoft.com/office/word/2024/wordml/sdtformatlock">
           <w:pict>
             <v:line w14:anchorId="2F8F11B7" id="Line 24" o:spid="_x0000_s1026" style="position:absolute;z-index:251657216;visibility:visible;mso-wrap-style:square;mso-width-percent:0;mso-height-percent:0;mso-wrap-distance-left:9pt;mso-wrap-distance-top:0;mso-wrap-distance-right:9pt;mso-wrap-distance-bottom:0;mso-position-horizontal:absolute;mso-position-horizontal-relative:page;mso-position-vertical:absolute;mso-position-vertical-relative:page;mso-width-percent:0;mso-height-percent:0;mso-width-relative:page;mso-height-relative:page" from="439.35pt,753.5pt" to="439.35pt,824.35pt" o:gfxdata="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" strokeweight="1.5pt">
               <w10:wrap anchorx="page" anchory="page"/>
@@ -8604,7 +9540,7 @@
             </wp:anchor>
           </w:drawing>
         </mc:Choice>
-        <mc:Fallback xmlns:w16sdtfl="http://schemas.microsoft.com/office/word/2024/wordml/sdtformatlock" xmlns:w16du="http://schemas.microsoft.com/office/word/2023/wordml/word16du" xmlns:oel="http://schemas.microsoft.com/office/2019/extlst">
+        <mc:Fallback xmlns:oel="http://schemas.microsoft.com/office/2019/extlst" xmlns:w16du="http://schemas.microsoft.com/office/word/2023/wordml/word16du" xmlns:w16sdtfl="http://schemas.microsoft.com/office/word/2024/wordml/sdtformatlock">
           <w:pict>
             <v:line w14:anchorId="09970692" id="Line 22" o:spid="_x0000_s1026" style="position:absolute;z-index:251656192;visibility:visible;mso-wrap-style:square;mso-width-percent:0;mso-height-percent:0;mso-wrap-distance-left:9pt;mso-wrap-distance-top:0;mso-wrap-distance-right:9pt;mso-wrap-distance-bottom:0;mso-position-horizontal:absolute;mso-position-horizontal-relative:page;mso-position-vertical:absolute;mso-position-vertical-relative:page;mso-width-percent:0;mso-height-percent:0;mso-width-relative:page;mso-height-relative:page" from="56.7pt,753.5pt" to="581pt,753.5pt" o:gfxdata="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" strokeweight="1.5pt">
               <w10:wrap anchorx="page" anchory="page"/>
@@ -8679,7 +9615,7 @@
             </wp:anchor>
           </w:drawing>
         </mc:Choice>
-        <mc:Fallback xmlns:w16sdtfl="http://schemas.microsoft.com/office/word/2024/wordml/sdtformatlock" xmlns:w16du="http://schemas.microsoft.com/office/word/2023/wordml/word16du" xmlns:oel="http://schemas.microsoft.com/office/2019/extlst">
+        <mc:Fallback xmlns:oel="http://schemas.microsoft.com/office/2019/extlst" xmlns:w16du="http://schemas.microsoft.com/office/word/2023/wordml/word16du" xmlns:w16sdtfl="http://schemas.microsoft.com/office/word/2024/wordml/sdtformatlock">
           <w:pict>
             <v:line w14:anchorId="789A62B2" id="Line 21" o:spid="_x0000_s1026" style="position:absolute;z-index:251655168;visibility:visible;mso-wrap-style:square;mso-width-percent:0;mso-height-percent:0;mso-wrap-distance-left:9pt;mso-wrap-distance-top:0;mso-wrap-distance-right:9pt;mso-wrap-distance-bottom:0;mso-position-horizontal:absolute;mso-position-horizontal-relative:page;mso-position-vertical:absolute;mso-position-vertical-relative:page;mso-width-percent:0;mso-height-percent:0;mso-width-relative:page;mso-height-relative:page" from="212.65pt,711pt" to="212.65pt,824.4pt" o:gfxdata="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" strokeweight="1.5pt">
               <w10:wrap anchorx="page" anchory="page"/>
@@ -8754,7 +9690,7 @@
             </wp:anchor>
           </w:drawing>
         </mc:Choice>
-        <mc:Fallback xmlns:w16sdtfl="http://schemas.microsoft.com/office/word/2024/wordml/sdtformatlock" xmlns:w16du="http://schemas.microsoft.com/office/word/2023/wordml/word16du" xmlns:oel="http://schemas.microsoft.com/office/2019/extlst">
+        <mc:Fallback xmlns:oel="http://schemas.microsoft.com/office/2019/extlst" xmlns:w16du="http://schemas.microsoft.com/office/word/2023/wordml/word16du" xmlns:w16sdtfl="http://schemas.microsoft.com/office/word/2024/wordml/sdtformatlock">
           <w:pict>
             <v:line w14:anchorId="7064163D" id="Line 20" o:spid="_x0000_s1026" style="position:absolute;z-index:251654144;visibility:visible;mso-wrap-style:square;mso-width-percent:0;mso-height-percent:0;mso-wrap-distance-left:9pt;mso-wrap-distance-top:0;mso-wrap-distance-right:9pt;mso-wrap-distance-bottom:0;mso-position-horizontal:absolute;mso-position-horizontal-relative:page;mso-position-vertical:absolute;mso-position-vertical-relative:page;mso-width-percent:0;mso-height-percent:0;mso-width-relative:page;mso-height-relative:page" from="170.05pt,711pt" to="170.05pt,824.4pt" o:gfxdata="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" strokeweight="1.5pt">
               <w10:wrap anchorx="page" anchory="page"/>
@@ -8829,7 +9765,7 @@
             </wp:anchor>
           </w:drawing>
         </mc:Choice>
-        <mc:Fallback xmlns:w16sdtfl="http://schemas.microsoft.com/office/word/2024/wordml/sdtformatlock" xmlns:w16du="http://schemas.microsoft.com/office/word/2023/wordml/word16du" xmlns:oel="http://schemas.microsoft.com/office/2019/extlst">
+        <mc:Fallback xmlns:oel="http://schemas.microsoft.com/office/2019/extlst" xmlns:w16du="http://schemas.microsoft.com/office/word/2023/wordml/word16du" xmlns:w16sdtfl="http://schemas.microsoft.com/office/word/2024/wordml/sdtformatlock">
           <w:pict>
             <v:line w14:anchorId="6BAD2B12" id="Line 17" o:spid="_x0000_s1026" style="position:absolute;z-index:251651072;visibility:visible;mso-wrap-style:square;mso-width-percent:0;mso-height-percent:0;mso-wrap-distance-left:9pt;mso-wrap-distance-top:0;mso-wrap-distance-right:9pt;mso-wrap-distance-bottom:0;mso-position-horizontal:absolute;mso-position-horizontal-relative:page;mso-position-vertical:absolute;mso-position-vertical-relative:page;mso-width-percent:0;mso-height-percent:0;mso-width-relative:page;mso-height-relative:page" from="56.75pt,725.15pt" to="241pt,725.15pt" o:gfxdata="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">
               <w10:wrap anchorx="page" anchory="page"/>
@@ -8904,7 +9840,7 @@
             </wp:anchor>
           </w:drawing>
         </mc:Choice>
-        <mc:Fallback xmlns:w16sdtfl="http://schemas.microsoft.com/office/word/2024/wordml/sdtformatlock" xmlns:w16du="http://schemas.microsoft.com/office/word/2023/wordml/word16du" xmlns:oel="http://schemas.microsoft.com/office/2019/extlst">
+        <mc:Fallback xmlns:oel="http://schemas.microsoft.com/office/2019/extlst" xmlns:w16du="http://schemas.microsoft.com/office/word/2023/wordml/word16du" xmlns:w16sdtfl="http://schemas.microsoft.com/office/word/2024/wordml/sdtformatlock">
           <w:pict>
             <v:line w14:anchorId="658589C9" id="Line 16" o:spid="_x0000_s1026" style="position:absolute;z-index:251650048;visibility:visible;mso-wrap-style:square;mso-width-percent:0;mso-height-percent:0;mso-wrap-distance-left:9pt;mso-wrap-distance-top:0;mso-wrap-distance-right:9pt;mso-wrap-distance-bottom:0;mso-position-horizontal:absolute;mso-position-horizontal-relative:page;mso-position-vertical:absolute;mso-position-vertical-relative:page;mso-width-percent:0;mso-height-percent:0;mso-width-relative:page;mso-height-relative:page" from="56.7pt,739.35pt" to="240.95pt,739.35pt" o:gfxdata="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" strokeweight="1.5pt">
               <w10:wrap anchorx="page" anchory="page"/>
@@ -8979,7 +9915,7 @@
             </wp:anchor>
           </w:drawing>
         </mc:Choice>
-        <mc:Fallback xmlns:w16sdtfl="http://schemas.microsoft.com/office/word/2024/wordml/sdtformatlock" xmlns:w16du="http://schemas.microsoft.com/office/word/2023/wordml/word16du" xmlns:oel="http://schemas.microsoft.com/office/2019/extlst">
+        <mc:Fallback xmlns:oel="http://schemas.microsoft.com/office/2019/extlst" xmlns:w16du="http://schemas.microsoft.com/office/word/2023/wordml/word16du" xmlns:w16sdtfl="http://schemas.microsoft.com/office/word/2024/wordml/sdtformatlock">
           <w:pict>
             <v:line w14:anchorId="521ED025" id="Line 14" o:spid="_x0000_s1026" style="position:absolute;z-index:251649024;visibility:visible;mso-wrap-style:square;mso-width-percent:0;mso-height-percent:0;mso-wrap-distance-left:9pt;mso-wrap-distance-top:0;mso-wrap-distance-right:9pt;mso-wrap-distance-bottom:0;mso-position-horizontal:absolute;mso-position-horizontal-relative:page;mso-position-vertical:absolute;mso-position-vertical-relative:page;mso-width-percent:0;mso-height-percent:0;mso-width-relative:page;mso-height-relative:page" from="56.75pt,767.7pt" to="241pt,767.7pt" o:gfxdata="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">
               <w10:wrap anchorx="page" anchory="page"/>
@@ -9054,7 +9990,7 @@
             </wp:anchor>
           </w:drawing>
         </mc:Choice>
-        <mc:Fallback xmlns:w16sdtfl="http://schemas.microsoft.com/office/word/2024/wordml/sdtformatlock" xmlns:w16du="http://schemas.microsoft.com/office/word/2023/wordml/word16du" xmlns:oel="http://schemas.microsoft.com/office/2019/extlst">
+        <mc:Fallback xmlns:oel="http://schemas.microsoft.com/office/2019/extlst" xmlns:w16du="http://schemas.microsoft.com/office/word/2023/wordml/word16du" xmlns:w16sdtfl="http://schemas.microsoft.com/office/word/2024/wordml/sdtformatlock">
           <w:pict>
             <v:line w14:anchorId="7E37773A" id="Line 12" o:spid="_x0000_s1026" style="position:absolute;z-index:251648000;visibility:visible;mso-wrap-style:square;mso-width-percent:0;mso-height-percent:0;mso-wrap-distance-left:9pt;mso-wrap-distance-top:0;mso-wrap-distance-right:9pt;mso-wrap-distance-bottom:0;mso-position-horizontal:absolute;mso-position-horizontal-relative:page;mso-position-vertical:absolute;mso-position-vertical-relative:page;mso-width-percent:0;mso-height-percent:0;mso-width-relative:page;mso-height-relative:page" from="56.75pt,796.05pt" to="241pt,796.05pt" o:gfxdata="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">
               <w10:wrap anchorx="page" anchory="page"/>
@@ -9129,7 +10065,7 @@
             </wp:anchor>
           </w:drawing>
         </mc:Choice>
-        <mc:Fallback xmlns:w16sdtfl="http://schemas.microsoft.com/office/word/2024/wordml/sdtformatlock" xmlns:w16du="http://schemas.microsoft.com/office/word/2023/wordml/word16du" xmlns:oel="http://schemas.microsoft.com/office/2019/extlst">
+        <mc:Fallback xmlns:oel="http://schemas.microsoft.com/office/2019/extlst" xmlns:w16du="http://schemas.microsoft.com/office/word/2023/wordml/word16du" xmlns:w16sdtfl="http://schemas.microsoft.com/office/word/2024/wordml/sdtformatlock">
           <w:pict>
             <v:line w14:anchorId="25BA0277" id="Line 11" o:spid="_x0000_s1026" style="position:absolute;z-index:251646976;visibility:visible;mso-wrap-style:square;mso-width-percent:0;mso-height-percent:0;mso-wrap-distance-left:9pt;mso-wrap-distance-top:0;mso-wrap-distance-right:9pt;mso-wrap-distance-bottom:0;mso-position-horizontal:absolute;mso-position-horizontal-relative:page;mso-position-vertical:absolute;mso-position-vertical-relative:page;mso-width-percent:0;mso-height-percent:0;mso-width-relative:page;mso-height-relative:page" from="56.75pt,810.2pt" to="241pt,810.2pt" o:gfxdata="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">
               <w10:wrap anchorx="page" anchory="page"/>
@@ -9204,7 +10140,7 @@
             </wp:anchor>
           </w:drawing>
         </mc:Choice>
-        <mc:Fallback xmlns:w16sdtfl="http://schemas.microsoft.com/office/word/2024/wordml/sdtformatlock" xmlns:w16du="http://schemas.microsoft.com/office/word/2023/wordml/word16du" xmlns:oel="http://schemas.microsoft.com/office/2019/extlst">
+        <mc:Fallback xmlns:oel="http://schemas.microsoft.com/office/2019/extlst" xmlns:w16du="http://schemas.microsoft.com/office/word/2023/wordml/word16du" xmlns:w16sdtfl="http://schemas.microsoft.com/office/word/2024/wordml/sdtformatlock">
           <w:pict>
             <v:line w14:anchorId="4365FC21" id="Line 3" o:spid="_x0000_s1026" style="position:absolute;z-index:251645952;visibility:visible;mso-wrap-style:square;mso-width-percent:0;mso-height-percent:0;mso-wrap-distance-left:9pt;mso-wrap-distance-top:0;mso-wrap-distance-right:9pt;mso-wrap-distance-bottom:0;mso-position-horizontal:absolute;mso-position-horizontal-relative:page;mso-position-vertical:absolute;mso-position-vertical-relative:page;mso-width-percent:0;mso-height-percent:0;mso-width-relative:page;mso-height-relative:page" from="241pt,711pt" to="241pt,824.4pt" o:gfxdata="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" strokeweight="1.5pt">
               <w10:wrap anchorx="page" anchory="page"/>
@@ -9279,7 +10215,7 @@
             </wp:anchor>
           </w:drawing>
         </mc:Choice>
-        <mc:Fallback xmlns:w16sdtfl="http://schemas.microsoft.com/office/word/2024/wordml/sdtformatlock" xmlns:w16du="http://schemas.microsoft.com/office/word/2023/wordml/word16du" xmlns:oel="http://schemas.microsoft.com/office/2019/extlst">
+        <mc:Fallback xmlns:oel="http://schemas.microsoft.com/office/2019/extlst" xmlns:w16du="http://schemas.microsoft.com/office/word/2023/wordml/word16du" xmlns:w16sdtfl="http://schemas.microsoft.com/office/word/2024/wordml/sdtformatlock">
           <w:pict>
             <v:line w14:anchorId="4B682AEE" id="Line 2" o:spid="_x0000_s1026" style="position:absolute;z-index:251644928;visibility:visible;mso-wrap-style:square;mso-width-percent:0;mso-height-percent:0;mso-wrap-distance-left:9pt;mso-wrap-distance-top:0;mso-wrap-distance-right:9pt;mso-wrap-distance-bottom:0;mso-position-horizontal:absolute;mso-position-horizontal-relative:page;mso-position-vertical:absolute;mso-position-vertical-relative:page;mso-width-percent:0;mso-height-percent:0;mso-width-relative:page;mso-height-relative:page" from="56.7pt,711pt" to="581pt,711pt" o:gfxdata="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" strokeweight="1.5pt">
               <w10:wrap anchorx="page" anchory="page"/>
@@ -9547,7 +10483,7 @@
             </wp:anchor>
           </w:drawing>
         </mc:Choice>
-        <mc:Fallback xmlns:w16sdtfl="http://schemas.microsoft.com/office/word/2024/wordml/sdtformatlock" xmlns:w16du="http://schemas.microsoft.com/office/word/2023/wordml/word16du" xmlns:oel="http://schemas.microsoft.com/office/2019/extlst">
+        <mc:Fallback xmlns:oel="http://schemas.microsoft.com/office/2019/extlst" xmlns:w16du="http://schemas.microsoft.com/office/word/2023/wordml/word16du" xmlns:w16sdtfl="http://schemas.microsoft.com/office/word/2024/wordml/sdtformatlock">
           <w:pict>
             <v:rect w14:anchorId="5EC17716" id="Rectangle 55" o:spid="_x0000_s1026" style="position:absolute;margin-left:56.1pt;margin-top:16.45pt;width:524.4pt;height:807.85pt;z-index:251625472;visibility:visible;mso-wrap-style:square;mso-width-percent:0;mso-height-percent:0;mso-wrap-distance-left:9pt;mso-wrap-distance-top:0;mso-wrap-distance-right:9pt;mso-wrap-distance-bottom:0;mso-position-horizontal:absolute;mso-position-horizontal-relative:page;mso-position-vertical:absolute;mso-position-vertical-relative:page;mso-width-percent:0;mso-height-percent:0;mso-width-relative:page;mso-height-relative:page;v-text-anchor:top" o:gfxdata="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" o:allowincell="f" strokeweight="1.5pt">
               <w10:wrap anchorx="page" anchory="page"/>
@@ -11912,6 +12848,7 @@
   <w:style w:type="character" w:default="1" w:styleId="a0">
     <w:name w:val="Default Paragraph Font"/>
     <w:uiPriority w:val="1"/>
+    <w:semiHidden/>
     <w:unhideWhenUsed/>
   </w:style>
   <w:style w:type="table" w:default="1" w:styleId="a1">
